--- a/docs/Accounting/Daily Check List.docx
+++ b/docs/Accounting/Daily Check List.docx
@@ -619,9 +619,8 @@
         <w:pStyle w:val="ListParagraph"/>
         <w:numPr>
           <w:ilvl w:val="1"/>
-          <w:numId w:val="33"/>
-        </w:numPr>
-        <w:ind w:left="1800"/>
+          <w:numId w:val="93"/>
+        </w:numPr>
       </w:pPr>
       <w:r>
         <w:lastRenderedPageBreak/>
@@ -632,10 +631,9 @@
       <w:pPr>
         <w:pStyle w:val="ListParagraph"/>
         <w:numPr>
-          <w:ilvl w:val="2"/>
-          <w:numId w:val="33"/>
-        </w:numPr>
-        <w:ind w:left="2520"/>
+          <w:ilvl w:val="3"/>
+          <w:numId w:val="94"/>
+        </w:numPr>
         <w:rPr>
           <w:color w:val="00B050"/>
         </w:rPr>
@@ -1202,9 +1200,81 @@
         <w:pStyle w:val="ListParagraph"/>
         <w:numPr>
           <w:ilvl w:val="0"/>
+          <w:numId w:val="95"/>
+        </w:numPr>
+        <w:rPr>
+          <w:color w:val="156082" w:themeColor="accent1"/>
+        </w:rPr>
+      </w:pPr>
+      <w:r>
+        <w:rPr>
+          <w:color w:val="156082" w:themeColor="accent1"/>
+        </w:rPr>
+        <w:t>Make repository</w:t>
+      </w:r>
+    </w:p>
+    <w:p>
+      <w:pPr>
+        <w:pStyle w:val="ListParagraph"/>
+        <w:numPr>
+          <w:ilvl w:val="1"/>
           <w:numId w:val="33"/>
         </w:numPr>
-        <w:ind w:left="1080"/>
+        <w:ind w:left="1800"/>
+        <w:rPr>
+          <w:color w:val="156082" w:themeColor="accent1"/>
+        </w:rPr>
+      </w:pPr>
+      <w:r>
+        <w:rPr>
+          <w:color w:val="156082" w:themeColor="accent1"/>
+        </w:rPr>
+        <w:t xml:space="preserve">Define </w:t>
+      </w:r>
+      <w:r>
+        <w:rPr>
+          <w:color w:val="156082" w:themeColor="accent1"/>
+        </w:rPr>
+        <w:t>folders and file types that don’t upload</w:t>
+      </w:r>
+      <w:r>
+        <w:rPr>
+          <w:color w:val="156082" w:themeColor="accent1"/>
+        </w:rPr>
+        <w:t xml:space="preserve"> </w:t>
+      </w:r>
+      <w:r>
+        <w:rPr>
+          <w:color w:val="156082" w:themeColor="accent1"/>
+        </w:rPr>
+        <w:t xml:space="preserve"> </w:t>
+      </w:r>
+      <w:r>
+        <w:rPr>
+          <w:color w:val="156082" w:themeColor="accent1"/>
+        </w:rPr>
+        <w:t xml:space="preserve"> </w:t>
+      </w:r>
+    </w:p>
+    <w:p>
+      <w:pPr>
+        <w:pStyle w:val="ListParagraph"/>
+        <w:numPr>
+          <w:ilvl w:val="0"/>
+          <w:numId w:val="90"/>
+        </w:numPr>
+      </w:pPr>
+      <w:r>
+        <w:t>Redirect temp files to ram disk</w:t>
+      </w:r>
+    </w:p>
+    <w:p>
+      <w:pPr>
+        <w:pStyle w:val="ListParagraph"/>
+        <w:numPr>
+          <w:ilvl w:val="0"/>
+          <w:numId w:val="90"/>
+        </w:numPr>
         <w:rPr>
           <w:color w:val="EE0000"/>
         </w:rPr>
@@ -1213,7 +1283,7 @@
         <w:rPr>
           <w:color w:val="EE0000"/>
         </w:rPr>
-        <w:t>Make repository</w:t>
+        <w:t>Test, Test, Test</w:t>
       </w:r>
     </w:p>
     <w:p>
@@ -1221,42 +1291,590 @@
         <w:pStyle w:val="ListParagraph"/>
         <w:numPr>
           <w:ilvl w:val="1"/>
-          <w:numId w:val="33"/>
-        </w:numPr>
-        <w:ind w:left="1800"/>
+          <w:numId w:val="90"/>
+        </w:numPr>
+      </w:pPr>
+      <w:r>
+        <w:t>PID’s work as expected</w:t>
+      </w:r>
+    </w:p>
+    <w:p>
+      <w:pPr>
+        <w:pStyle w:val="ListParagraph"/>
+        <w:numPr>
+          <w:ilvl w:val="2"/>
+          <w:numId w:val="90"/>
+        </w:numPr>
+      </w:pPr>
+      <w:r>
+        <w:t>Reset Works</w:t>
+      </w:r>
+    </w:p>
+    <w:p>
+      <w:pPr>
+        <w:pStyle w:val="ListParagraph"/>
+        <w:numPr>
+          <w:ilvl w:val="1"/>
+          <w:numId w:val="90"/>
+        </w:numPr>
+      </w:pPr>
+      <w:r>
+        <w:t xml:space="preserve">Analog Outputs </w:t>
+      </w:r>
+    </w:p>
+    <w:p>
+      <w:pPr>
+        <w:pStyle w:val="ListParagraph"/>
+        <w:numPr>
+          <w:ilvl w:val="2"/>
+          <w:numId w:val="90"/>
+        </w:numPr>
+      </w:pPr>
+      <w:r>
+        <w:t>Take values from PIDs</w:t>
+      </w:r>
+    </w:p>
+    <w:p>
+      <w:pPr>
+        <w:pStyle w:val="ListParagraph"/>
+        <w:numPr>
+          <w:ilvl w:val="2"/>
+          <w:numId w:val="90"/>
+        </w:numPr>
+      </w:pPr>
+      <w:r>
+        <w:t>Unit / Cal works</w:t>
+      </w:r>
+    </w:p>
+    <w:p>
+      <w:pPr>
+        <w:pStyle w:val="ListParagraph"/>
+        <w:numPr>
+          <w:ilvl w:val="2"/>
+          <w:numId w:val="90"/>
+        </w:numPr>
+      </w:pPr>
+      <w:r>
+        <w:t xml:space="preserve">Precision / </w:t>
+      </w:r>
+      <w:proofErr w:type="spellStart"/>
+      <w:r>
+        <w:t>SciNote</w:t>
+      </w:r>
+      <w:proofErr w:type="spellEnd"/>
+      <w:r>
+        <w:t xml:space="preserve"> </w:t>
+      </w:r>
+    </w:p>
+    <w:p>
+      <w:pPr>
+        <w:pStyle w:val="ListParagraph"/>
+        <w:numPr>
+          <w:ilvl w:val="2"/>
+          <w:numId w:val="90"/>
+        </w:numPr>
+      </w:pPr>
+      <w:r>
+        <w:t>Voltage / PWM</w:t>
+      </w:r>
+    </w:p>
+    <w:p>
+      <w:pPr>
+        <w:pStyle w:val="ListParagraph"/>
+        <w:numPr>
+          <w:ilvl w:val="2"/>
+          <w:numId w:val="90"/>
+        </w:numPr>
+      </w:pPr>
+      <w:r>
+        <w:lastRenderedPageBreak/>
+        <w:t>Auto Mode</w:t>
+      </w:r>
+    </w:p>
+    <w:p>
+      <w:pPr>
+        <w:pStyle w:val="ListParagraph"/>
+        <w:numPr>
+          <w:ilvl w:val="2"/>
+          <w:numId w:val="90"/>
+        </w:numPr>
         <w:rPr>
-          <w:color w:val="EE0000"/>
+          <w:color w:val="4EA72E" w:themeColor="accent6"/>
         </w:rPr>
       </w:pPr>
       <w:r>
         <w:rPr>
-          <w:color w:val="EE0000"/>
+          <w:color w:val="4EA72E" w:themeColor="accent6"/>
         </w:rPr>
-        <w:t xml:space="preserve">Define </w:t>
-      </w:r>
-      <w:r>
-        <w:rPr>
-          <w:color w:val="EE0000"/>
-        </w:rPr>
-        <w:t>folders and file types that don’t upload</w:t>
-      </w:r>
-      <w:r>
-        <w:rPr>
-          <w:color w:val="EE0000"/>
-        </w:rPr>
-        <w:t xml:space="preserve"> </w:t>
-      </w:r>
-      <w:r>
-        <w:rPr>
-          <w:color w:val="EE0000"/>
-        </w:rPr>
-        <w:t xml:space="preserve"> </w:t>
-      </w:r>
-      <w:r>
-        <w:rPr>
-          <w:color w:val="EE0000"/>
-        </w:rPr>
-        <w:t xml:space="preserve"> </w:t>
+        <w:t>Fix popup Data Entry</w:t>
+      </w:r>
+    </w:p>
+    <w:p>
+      <w:pPr>
+        <w:pStyle w:val="ListParagraph"/>
+        <w:numPr>
+          <w:ilvl w:val="2"/>
+          <w:numId w:val="90"/>
+        </w:numPr>
+      </w:pPr>
+      <w:r>
+        <w:t xml:space="preserve">Reset works </w:t>
+      </w:r>
+    </w:p>
+    <w:p>
+      <w:pPr>
+        <w:pStyle w:val="ListParagraph"/>
+        <w:numPr>
+          <w:ilvl w:val="1"/>
+          <w:numId w:val="90"/>
+        </w:numPr>
+      </w:pPr>
+      <w:r>
+        <w:t>Relays</w:t>
+      </w:r>
+    </w:p>
+    <w:p>
+      <w:pPr>
+        <w:pStyle w:val="ListParagraph"/>
+        <w:numPr>
+          <w:ilvl w:val="2"/>
+          <w:numId w:val="90"/>
+        </w:numPr>
+      </w:pPr>
+      <w:r>
+        <w:t>Default State</w:t>
+      </w:r>
+    </w:p>
+    <w:p>
+      <w:pPr>
+        <w:pStyle w:val="ListParagraph"/>
+        <w:numPr>
+          <w:ilvl w:val="2"/>
+          <w:numId w:val="90"/>
+        </w:numPr>
+      </w:pPr>
+      <w:proofErr w:type="gramStart"/>
+      <w:r>
+        <w:t>Failsafe</w:t>
+      </w:r>
+      <w:proofErr w:type="gramEnd"/>
+      <w:r>
+        <w:t xml:space="preserve"> State (delete this property</w:t>
+      </w:r>
+      <w:r>
+        <w:t>)</w:t>
+      </w:r>
+    </w:p>
+    <w:p>
+      <w:pPr>
+        <w:pStyle w:val="ListParagraph"/>
+        <w:numPr>
+          <w:ilvl w:val="2"/>
+          <w:numId w:val="90"/>
+        </w:numPr>
+      </w:pPr>
+      <w:r>
+        <w:t>Reset Works</w:t>
+      </w:r>
+    </w:p>
+    <w:p>
+      <w:pPr>
+        <w:pStyle w:val="ListParagraph"/>
+        <w:numPr>
+          <w:ilvl w:val="1"/>
+          <w:numId w:val="90"/>
+        </w:numPr>
+      </w:pPr>
+      <w:r>
+        <w:t>Digital Inputs</w:t>
+      </w:r>
+    </w:p>
+    <w:p>
+      <w:pPr>
+        <w:pStyle w:val="ListParagraph"/>
+        <w:numPr>
+          <w:ilvl w:val="2"/>
+          <w:numId w:val="90"/>
+        </w:numPr>
+      </w:pPr>
+      <w:r>
+        <w:t>De</w:t>
+      </w:r>
+      <w:r>
+        <w:t>bounce works</w:t>
+      </w:r>
+    </w:p>
+    <w:p>
+      <w:pPr>
+        <w:pStyle w:val="ListParagraph"/>
+        <w:numPr>
+          <w:ilvl w:val="2"/>
+          <w:numId w:val="90"/>
+        </w:numPr>
+      </w:pPr>
+      <w:r>
+        <w:t>Invert works</w:t>
+      </w:r>
+    </w:p>
+    <w:p>
+      <w:pPr>
+        <w:pStyle w:val="ListParagraph"/>
+        <w:numPr>
+          <w:ilvl w:val="2"/>
+          <w:numId w:val="90"/>
+        </w:numPr>
+      </w:pPr>
+      <w:r>
+        <w:t>Range works</w:t>
+      </w:r>
+    </w:p>
+    <w:p>
+      <w:pPr>
+        <w:pStyle w:val="ListParagraph"/>
+        <w:numPr>
+          <w:ilvl w:val="1"/>
+          <w:numId w:val="90"/>
+        </w:numPr>
+      </w:pPr>
+      <w:r>
+        <w:t>Analog Inputs</w:t>
+      </w:r>
+    </w:p>
+    <w:p>
+      <w:pPr>
+        <w:pStyle w:val="ListParagraph"/>
+        <w:numPr>
+          <w:ilvl w:val="2"/>
+          <w:numId w:val="90"/>
+        </w:numPr>
+      </w:pPr>
+      <w:r>
+        <w:t>Input ranges work</w:t>
+      </w:r>
+    </w:p>
+    <w:p>
+      <w:pPr>
+        <w:pStyle w:val="ListParagraph"/>
+        <w:numPr>
+          <w:ilvl w:val="2"/>
+          <w:numId w:val="90"/>
+        </w:numPr>
+      </w:pPr>
+      <w:r>
+        <w:t xml:space="preserve">Cal </w:t>
+      </w:r>
+      <w:proofErr w:type="gramStart"/>
+      <w:r>
+        <w:t>types</w:t>
+      </w:r>
+      <w:proofErr w:type="gramEnd"/>
+      <w:r>
+        <w:t xml:space="preserve"> work</w:t>
+      </w:r>
+    </w:p>
+    <w:p>
+      <w:pPr>
+        <w:pStyle w:val="ListParagraph"/>
+        <w:numPr>
+          <w:ilvl w:val="2"/>
+          <w:numId w:val="90"/>
+        </w:numPr>
+      </w:pPr>
+      <w:r>
+        <w:t>Display type works</w:t>
+      </w:r>
+      <w:r>
+        <w:t xml:space="preserve"> (fixed / </w:t>
+      </w:r>
+      <w:proofErr w:type="spellStart"/>
+      <w:r>
+        <w:t>SciNote</w:t>
+      </w:r>
+      <w:proofErr w:type="spellEnd"/>
+      <w:r>
+        <w:t>)</w:t>
+      </w:r>
+    </w:p>
+    <w:p>
+      <w:pPr>
+        <w:pStyle w:val="ListParagraph"/>
+        <w:numPr>
+          <w:ilvl w:val="2"/>
+          <w:numId w:val="90"/>
+        </w:numPr>
+      </w:pPr>
+      <w:r>
+        <w:t>Precision</w:t>
+      </w:r>
+    </w:p>
+    <w:p>
+      <w:pPr>
+        <w:pStyle w:val="ListParagraph"/>
+        <w:numPr>
+          <w:ilvl w:val="2"/>
+          <w:numId w:val="90"/>
+        </w:numPr>
+      </w:pPr>
+      <w:r>
+        <w:t>Averaging works</w:t>
+      </w:r>
+    </w:p>
+    <w:p>
+      <w:pPr>
+        <w:pStyle w:val="ListParagraph"/>
+        <w:numPr>
+          <w:ilvl w:val="1"/>
+          <w:numId w:val="90"/>
+        </w:numPr>
+      </w:pPr>
+      <w:r>
+        <w:t>Logging</w:t>
+      </w:r>
+    </w:p>
+    <w:p>
+      <w:pPr>
+        <w:pStyle w:val="ListParagraph"/>
+        <w:numPr>
+          <w:ilvl w:val="2"/>
+          <w:numId w:val="90"/>
+        </w:numPr>
+      </w:pPr>
+      <w:r>
+        <w:t>Interval is working</w:t>
+      </w:r>
+    </w:p>
+    <w:p>
+      <w:pPr>
+        <w:pStyle w:val="ListParagraph"/>
+        <w:numPr>
+          <w:ilvl w:val="2"/>
+          <w:numId w:val="90"/>
+        </w:numPr>
+      </w:pPr>
+      <w:r>
+        <w:t>Values are stored</w:t>
+      </w:r>
+      <w:r>
+        <w:t xml:space="preserve"> accurately</w:t>
+      </w:r>
+    </w:p>
+    <w:p>
+      <w:pPr>
+        <w:pStyle w:val="ListParagraph"/>
+        <w:numPr>
+          <w:ilvl w:val="2"/>
+          <w:numId w:val="90"/>
+        </w:numPr>
+      </w:pPr>
+      <w:r>
+        <w:t>Connection Values Work</w:t>
+      </w:r>
+    </w:p>
+    <w:p>
+      <w:pPr>
+        <w:pStyle w:val="ListParagraph"/>
+        <w:numPr>
+          <w:ilvl w:val="1"/>
+          <w:numId w:val="90"/>
+        </w:numPr>
+      </w:pPr>
+      <w:r>
+        <w:t>System setting work</w:t>
+      </w:r>
+    </w:p>
+    <w:p>
+      <w:pPr>
+        <w:pStyle w:val="ListParagraph"/>
+        <w:numPr>
+          <w:ilvl w:val="2"/>
+          <w:numId w:val="90"/>
+        </w:numPr>
+      </w:pPr>
+      <w:r>
+        <w:t xml:space="preserve">What about system settings and </w:t>
+      </w:r>
+      <w:r>
+        <w:t>writing to disk</w:t>
+      </w:r>
+    </w:p>
+    <w:p>
+      <w:pPr>
+        <w:pStyle w:val="ListParagraph"/>
+        <w:numPr>
+          <w:ilvl w:val="2"/>
+          <w:numId w:val="90"/>
+        </w:numPr>
+      </w:pPr>
+      <w:r>
+        <w:t>Network settings</w:t>
+      </w:r>
+    </w:p>
+    <w:p>
+      <w:pPr>
+        <w:pStyle w:val="ListParagraph"/>
+        <w:numPr>
+          <w:ilvl w:val="2"/>
+          <w:numId w:val="90"/>
+        </w:numPr>
+      </w:pPr>
+      <w:r>
+        <w:t>Sample rate</w:t>
+      </w:r>
+    </w:p>
+    <w:p>
+      <w:pPr>
+        <w:pStyle w:val="ListParagraph"/>
+        <w:numPr>
+          <w:ilvl w:val="2"/>
+          <w:numId w:val="90"/>
+        </w:numPr>
+      </w:pPr>
+      <w:r>
+        <w:t>PWM Frequency</w:t>
+      </w:r>
+    </w:p>
+    <w:p>
+      <w:pPr>
+        <w:pStyle w:val="ListParagraph"/>
+        <w:numPr>
+          <w:ilvl w:val="2"/>
+          <w:numId w:val="90"/>
+        </w:numPr>
+      </w:pPr>
+      <w:r>
+        <w:t>System Name</w:t>
+      </w:r>
+    </w:p>
+    <w:p>
+      <w:pPr>
+        <w:pStyle w:val="ListParagraph"/>
+        <w:numPr>
+          <w:ilvl w:val="2"/>
+          <w:numId w:val="90"/>
+        </w:numPr>
+      </w:pPr>
+      <w:r>
+        <w:t>Reset</w:t>
+      </w:r>
+    </w:p>
+    <w:p>
+      <w:pPr>
+        <w:pStyle w:val="ListParagraph"/>
+        <w:numPr>
+          <w:ilvl w:val="2"/>
+          <w:numId w:val="90"/>
+        </w:numPr>
+      </w:pPr>
+      <w:r>
+        <w:t>Status</w:t>
+      </w:r>
+    </w:p>
+    <w:p>
+      <w:pPr>
+        <w:pStyle w:val="ListParagraph"/>
+        <w:numPr>
+          <w:ilvl w:val="3"/>
+          <w:numId w:val="90"/>
+        </w:numPr>
+      </w:pPr>
+      <w:r>
+        <w:t>Temperature</w:t>
+      </w:r>
+    </w:p>
+    <w:p>
+      <w:pPr>
+        <w:pStyle w:val="ListParagraph"/>
+        <w:numPr>
+          <w:ilvl w:val="2"/>
+          <w:numId w:val="90"/>
+        </w:numPr>
+      </w:pPr>
+      <w:r>
+        <w:t>Restart</w:t>
+      </w:r>
+    </w:p>
+    <w:p>
+      <w:pPr>
+        <w:pStyle w:val="ListParagraph"/>
+        <w:numPr>
+          <w:ilvl w:val="1"/>
+          <w:numId w:val="90"/>
+        </w:numPr>
+      </w:pPr>
+      <w:r>
+        <w:t>App Data Storage</w:t>
+      </w:r>
+    </w:p>
+    <w:p>
+      <w:pPr>
+        <w:pStyle w:val="ListParagraph"/>
+        <w:numPr>
+          <w:ilvl w:val="1"/>
+          <w:numId w:val="90"/>
+        </w:numPr>
+      </w:pPr>
+      <w:r>
+        <w:t>Networks</w:t>
+      </w:r>
+    </w:p>
+    <w:p>
+      <w:pPr>
+        <w:pStyle w:val="ListParagraph"/>
+        <w:numPr>
+          <w:ilvl w:val="2"/>
+          <w:numId w:val="90"/>
+        </w:numPr>
+      </w:pPr>
+      <w:r>
+        <w:t>DHCP</w:t>
+      </w:r>
+    </w:p>
+    <w:p>
+      <w:pPr>
+        <w:pStyle w:val="ListParagraph"/>
+        <w:numPr>
+          <w:ilvl w:val="2"/>
+          <w:numId w:val="90"/>
+        </w:numPr>
+      </w:pPr>
+      <w:r>
+        <w:t>Wi-Fi</w:t>
+      </w:r>
+    </w:p>
+    <w:p>
+      <w:pPr>
+        <w:pStyle w:val="ListParagraph"/>
+        <w:numPr>
+          <w:ilvl w:val="2"/>
+          <w:numId w:val="90"/>
+        </w:numPr>
+      </w:pPr>
+      <w:r>
+        <w:t>Ethernet</w:t>
+      </w:r>
+    </w:p>
+    <w:p>
+      <w:pPr>
+        <w:pStyle w:val="ListParagraph"/>
+        <w:numPr>
+          <w:ilvl w:val="2"/>
+          <w:numId w:val="90"/>
+        </w:numPr>
+      </w:pPr>
+      <w:r>
+        <w:t>Discovery</w:t>
+      </w:r>
+    </w:p>
+    <w:p>
+      <w:pPr>
+        <w:pStyle w:val="ListParagraph"/>
+        <w:numPr>
+          <w:ilvl w:val="2"/>
+          <w:numId w:val="90"/>
+        </w:numPr>
+      </w:pPr>
+      <w:r>
+        <w:t>Host Name</w:t>
       </w:r>
     </w:p>
     <w:p>
@@ -1268,7 +1886,73 @@
         </w:numPr>
       </w:pPr>
       <w:r>
-        <w:t>Redirect temp files to ram disk</w:t>
+        <w:t>Bugs</w:t>
+      </w:r>
+    </w:p>
+    <w:p>
+      <w:pPr>
+        <w:pStyle w:val="ListParagraph"/>
+        <w:numPr>
+          <w:ilvl w:val="1"/>
+          <w:numId w:val="90"/>
+        </w:numPr>
+      </w:pPr>
+      <w:r>
+        <w:t xml:space="preserve">Fix up </w:t>
+      </w:r>
+      <w:r>
+        <w:t>all forms of IP Addresses</w:t>
+      </w:r>
+    </w:p>
+    <w:p>
+      <w:pPr>
+        <w:pStyle w:val="ListParagraph"/>
+        <w:numPr>
+          <w:ilvl w:val="1"/>
+          <w:numId w:val="90"/>
+        </w:numPr>
+        <w:rPr>
+          <w:color w:val="156082" w:themeColor="accent1"/>
+        </w:rPr>
+      </w:pPr>
+      <w:r>
+        <w:rPr>
+          <w:color w:val="156082" w:themeColor="accent1"/>
+        </w:rPr>
+        <w:t xml:space="preserve">Fix up the default and safe state values in the </w:t>
+      </w:r>
+      <w:r>
+        <w:rPr>
+          <w:color w:val="156082" w:themeColor="accent1"/>
+        </w:rPr>
+        <w:t>Relay Config Dialog</w:t>
+      </w:r>
+    </w:p>
+    <w:p>
+      <w:pPr>
+        <w:pStyle w:val="ListParagraph"/>
+        <w:numPr>
+          <w:ilvl w:val="1"/>
+          <w:numId w:val="90"/>
+        </w:numPr>
+      </w:pPr>
+      <w:r>
+        <w:t>Factory Reset should affect the Logger</w:t>
+      </w:r>
+    </w:p>
+    <w:p>
+      <w:pPr>
+        <w:pStyle w:val="ListParagraph"/>
+        <w:numPr>
+          <w:ilvl w:val="2"/>
+          <w:numId w:val="90"/>
+        </w:numPr>
+      </w:pPr>
+      <w:r>
+        <w:t xml:space="preserve">Clear all </w:t>
+      </w:r>
+      <w:r>
+        <w:t>database fields</w:t>
       </w:r>
     </w:p>
     <w:p>
@@ -1283,6 +1967,7 @@
           <w:b/>
           <w:bCs/>
         </w:rPr>
+        <w:lastRenderedPageBreak/>
         <w:t>Development</w:t>
       </w:r>
     </w:p>
@@ -1343,7 +2028,6 @@
         </w:numPr>
       </w:pPr>
       <w:r>
-        <w:lastRenderedPageBreak/>
         <w:t>Implement Log Socket</w:t>
       </w:r>
     </w:p>
@@ -1630,6 +2314,7 @@
         </w:numPr>
       </w:pPr>
       <w:r>
+        <w:lastRenderedPageBreak/>
         <w:t>Automation World</w:t>
       </w:r>
     </w:p>
@@ -1700,7 +2385,6 @@
     </w:p>
     <w:p>
       <w:r>
-        <w:lastRenderedPageBreak/>
         <w:pict w14:anchorId="0CD79D03">
           <v:rect id="_x0000_i1026" style="width:0;height:1.5pt" o:hralign="center" o:hrstd="t" o:hr="t" fillcolor="#a0a0a0" stroked="f"/>
         </w:pict>
@@ -1728,8 +2412,14 @@
           <w:ilvl w:val="0"/>
           <w:numId w:val="55"/>
         </w:numPr>
-      </w:pPr>
-      <w:r>
+        <w:rPr>
+          <w:color w:val="BFBFBF" w:themeColor="background1" w:themeShade="BF"/>
+        </w:rPr>
+      </w:pPr>
+      <w:r>
+        <w:rPr>
+          <w:color w:val="BFBFBF" w:themeColor="background1" w:themeShade="BF"/>
+        </w:rPr>
         <w:t>Order parts (board components, enclosure items, power supplies)</w:t>
       </w:r>
     </w:p>
@@ -1740,11 +2430,20 @@
           <w:ilvl w:val="0"/>
           <w:numId w:val="78"/>
         </w:numPr>
-      </w:pPr>
-      <w:r>
+        <w:rPr>
+          <w:color w:val="BFBFBF" w:themeColor="background1" w:themeShade="BF"/>
+        </w:rPr>
+      </w:pPr>
+      <w:r>
+        <w:rPr>
+          <w:color w:val="BFBFBF" w:themeColor="background1" w:themeShade="BF"/>
+        </w:rPr>
         <w:t>Fix Bad Wiring</w:t>
       </w:r>
       <w:r>
+        <w:rPr>
+          <w:color w:val="BFBFBF" w:themeColor="background1" w:themeShade="BF"/>
+        </w:rPr>
         <w:t xml:space="preserve"> </w:t>
       </w:r>
     </w:p>
@@ -1755,8 +2454,14 @@
           <w:ilvl w:val="0"/>
           <w:numId w:val="64"/>
         </w:numPr>
-      </w:pPr>
-      <w:r>
+        <w:rPr>
+          <w:color w:val="BFBFBF" w:themeColor="background1" w:themeShade="BF"/>
+        </w:rPr>
+      </w:pPr>
+      <w:r>
+        <w:rPr>
+          <w:color w:val="BFBFBF" w:themeColor="background1" w:themeShade="BF"/>
+        </w:rPr>
         <w:t>I2C rewire</w:t>
       </w:r>
     </w:p>
@@ -1767,8 +2472,14 @@
           <w:ilvl w:val="1"/>
           <w:numId w:val="65"/>
         </w:numPr>
-      </w:pPr>
-      <w:r>
+        <w:rPr>
+          <w:color w:val="BFBFBF" w:themeColor="background1" w:themeShade="BF"/>
+        </w:rPr>
+      </w:pPr>
+      <w:r>
+        <w:rPr>
+          <w:color w:val="BFBFBF" w:themeColor="background1" w:themeShade="BF"/>
+        </w:rPr>
         <w:t>Lift resistors</w:t>
       </w:r>
     </w:p>
@@ -1779,11 +2490,20 @@
           <w:ilvl w:val="1"/>
           <w:numId w:val="66"/>
         </w:numPr>
-      </w:pPr>
-      <w:r>
+        <w:rPr>
+          <w:color w:val="BFBFBF" w:themeColor="background1" w:themeShade="BF"/>
+        </w:rPr>
+      </w:pPr>
+      <w:r>
+        <w:rPr>
+          <w:color w:val="BFBFBF" w:themeColor="background1" w:themeShade="BF"/>
+        </w:rPr>
         <w:t>Add I</w:t>
       </w:r>
       <w:r>
+        <w:rPr>
+          <w:color w:val="BFBFBF" w:themeColor="background1" w:themeShade="BF"/>
+        </w:rPr>
         <w:t>²C resistors and jumpers</w:t>
       </w:r>
     </w:p>
@@ -1794,29 +2514,56 @@
           <w:ilvl w:val="1"/>
           <w:numId w:val="67"/>
         </w:numPr>
-      </w:pPr>
-      <w:r>
+        <w:rPr>
+          <w:color w:val="BFBFBF" w:themeColor="background1" w:themeShade="BF"/>
+        </w:rPr>
+      </w:pPr>
+      <w:r>
+        <w:rPr>
+          <w:color w:val="BFBFBF" w:themeColor="background1" w:themeShade="BF"/>
+        </w:rPr>
         <w:t>Add GPIO power source jumper</w:t>
       </w:r>
       <w:r>
+        <w:rPr>
+          <w:color w:val="BFBFBF" w:themeColor="background1" w:themeShade="BF"/>
+        </w:rPr>
         <w:t xml:space="preserve"> </w:t>
       </w:r>
       <w:r>
+        <w:rPr>
+          <w:color w:val="BFBFBF" w:themeColor="background1" w:themeShade="BF"/>
+        </w:rPr>
         <w:t xml:space="preserve">- </w:t>
       </w:r>
       <w:r>
+        <w:rPr>
+          <w:color w:val="BFBFBF" w:themeColor="background1" w:themeShade="BF"/>
+        </w:rPr>
         <w:t>ON TOP SIDE</w:t>
       </w:r>
       <w:r>
+        <w:rPr>
+          <w:color w:val="BFBFBF" w:themeColor="background1" w:themeShade="BF"/>
+        </w:rPr>
         <w:t xml:space="preserve"> </w:t>
       </w:r>
       <w:r>
+        <w:rPr>
+          <w:color w:val="BFBFBF" w:themeColor="background1" w:themeShade="BF"/>
+        </w:rPr>
         <w:t>–</w:t>
       </w:r>
       <w:r>
+        <w:rPr>
+          <w:color w:val="BFBFBF" w:themeColor="background1" w:themeShade="BF"/>
+        </w:rPr>
         <w:t xml:space="preserve"> </w:t>
       </w:r>
       <w:r>
+        <w:rPr>
+          <w:color w:val="BFBFBF" w:themeColor="background1" w:themeShade="BF"/>
+        </w:rPr>
         <w:t>Hardwire the JUMPER</w:t>
       </w:r>
     </w:p>
@@ -1827,11 +2574,20 @@
           <w:ilvl w:val="1"/>
           <w:numId w:val="76"/>
         </w:numPr>
-      </w:pPr>
-      <w:r>
+        <w:rPr>
+          <w:color w:val="BFBFBF" w:themeColor="background1" w:themeShade="BF"/>
+        </w:rPr>
+      </w:pPr>
+      <w:r>
+        <w:rPr>
+          <w:color w:val="BFBFBF" w:themeColor="background1" w:themeShade="BF"/>
+        </w:rPr>
         <w:t>Bypass</w:t>
       </w:r>
       <w:r>
+        <w:rPr>
+          <w:color w:val="BFBFBF" w:themeColor="background1" w:themeShade="BF"/>
+        </w:rPr>
         <w:t xml:space="preserve"> Ground diode</w:t>
       </w:r>
     </w:p>
@@ -1842,11 +2598,20 @@
           <w:ilvl w:val="1"/>
           <w:numId w:val="75"/>
         </w:numPr>
-      </w:pPr>
-      <w:r>
+        <w:rPr>
+          <w:color w:val="BFBFBF" w:themeColor="background1" w:themeShade="BF"/>
+        </w:rPr>
+      </w:pPr>
+      <w:r>
+        <w:rPr>
+          <w:color w:val="BFBFBF" w:themeColor="background1" w:themeShade="BF"/>
+        </w:rPr>
         <w:t xml:space="preserve">Move 24V supply – Don’t interfere with </w:t>
       </w:r>
       <w:r>
+        <w:rPr>
+          <w:color w:val="BFBFBF" w:themeColor="background1" w:themeShade="BF"/>
+        </w:rPr>
         <w:t>network connector</w:t>
       </w:r>
     </w:p>
@@ -1857,11 +2622,20 @@
           <w:ilvl w:val="1"/>
           <w:numId w:val="79"/>
         </w:numPr>
-      </w:pPr>
-      <w:r>
+        <w:rPr>
+          <w:color w:val="BFBFBF" w:themeColor="background1" w:themeShade="BF"/>
+        </w:rPr>
+      </w:pPr>
+      <w:r>
+        <w:rPr>
+          <w:color w:val="BFBFBF" w:themeColor="background1" w:themeShade="BF"/>
+        </w:rPr>
         <w:t xml:space="preserve">Wire power input to </w:t>
       </w:r>
       <w:r>
+        <w:rPr>
+          <w:color w:val="BFBFBF" w:themeColor="background1" w:themeShade="BF"/>
+        </w:rPr>
         <w:t>board with strain relief</w:t>
       </w:r>
     </w:p>
@@ -1872,11 +2646,20 @@
           <w:ilvl w:val="1"/>
           <w:numId w:val="68"/>
         </w:numPr>
-      </w:pPr>
-      <w:r>
+        <w:rPr>
+          <w:color w:val="BFBFBF" w:themeColor="background1" w:themeShade="BF"/>
+        </w:rPr>
+      </w:pPr>
+      <w:r>
+        <w:rPr>
+          <w:color w:val="BFBFBF" w:themeColor="background1" w:themeShade="BF"/>
+        </w:rPr>
         <w:t xml:space="preserve">Hardwire jump 1-3 on the </w:t>
       </w:r>
       <w:r>
+        <w:rPr>
+          <w:color w:val="BFBFBF" w:themeColor="background1" w:themeShade="BF"/>
+        </w:rPr>
         <w:t>op amp / analog output</w:t>
       </w:r>
     </w:p>
@@ -1920,14 +2703,26 @@
           <w:ilvl w:val="0"/>
           <w:numId w:val="80"/>
         </w:numPr>
-      </w:pPr>
-      <w:r>
+        <w:rPr>
+          <w:color w:val="BFBFBF" w:themeColor="background1" w:themeShade="BF"/>
+        </w:rPr>
+      </w:pPr>
+      <w:r>
+        <w:rPr>
+          <w:color w:val="BFBFBF" w:themeColor="background1" w:themeShade="BF"/>
+        </w:rPr>
         <w:t xml:space="preserve">Mount </w:t>
       </w:r>
       <w:r>
+        <w:rPr>
+          <w:color w:val="BFBFBF" w:themeColor="background1" w:themeShade="BF"/>
+        </w:rPr>
         <w:t xml:space="preserve">Base Components: </w:t>
       </w:r>
       <w:r>
+        <w:rPr>
+          <w:color w:val="BFBFBF" w:themeColor="background1" w:themeShade="BF"/>
+        </w:rPr>
         <w:t>Fan Grill, Power Connector, Ethernet Port, USB Cover Plate</w:t>
       </w:r>
     </w:p>
@@ -2097,8 +2892,14 @@
           <w:ilvl w:val="0"/>
           <w:numId w:val="77"/>
         </w:numPr>
-      </w:pPr>
-      <w:r>
+        <w:rPr>
+          <w:color w:val="BFBFBF" w:themeColor="background1" w:themeShade="BF"/>
+        </w:rPr>
+      </w:pPr>
+      <w:r>
+        <w:rPr>
+          <w:color w:val="BFBFBF" w:themeColor="background1" w:themeShade="BF"/>
+        </w:rPr>
         <w:t>Overlays</w:t>
       </w:r>
     </w:p>
@@ -2109,8 +2910,14 @@
           <w:ilvl w:val="1"/>
           <w:numId w:val="50"/>
         </w:numPr>
-      </w:pPr>
-      <w:r>
+        <w:rPr>
+          <w:color w:val="BFBFBF" w:themeColor="background1" w:themeShade="BF"/>
+        </w:rPr>
+      </w:pPr>
+      <w:r>
+        <w:rPr>
+          <w:color w:val="BFBFBF" w:themeColor="background1" w:themeShade="BF"/>
+        </w:rPr>
         <w:t>Print</w:t>
       </w:r>
     </w:p>
@@ -2121,8 +2928,14 @@
           <w:ilvl w:val="1"/>
           <w:numId w:val="50"/>
         </w:numPr>
-      </w:pPr>
-      <w:r>
+        <w:rPr>
+          <w:color w:val="BFBFBF" w:themeColor="background1" w:themeShade="BF"/>
+        </w:rPr>
+      </w:pPr>
+      <w:r>
+        <w:rPr>
+          <w:color w:val="BFBFBF" w:themeColor="background1" w:themeShade="BF"/>
+        </w:rPr>
         <w:t>Apply</w:t>
       </w:r>
     </w:p>
@@ -2133,8 +2946,14 @@
           <w:ilvl w:val="1"/>
           <w:numId w:val="50"/>
         </w:numPr>
-      </w:pPr>
-      <w:r>
+        <w:rPr>
+          <w:color w:val="BFBFBF" w:themeColor="background1" w:themeShade="BF"/>
+        </w:rPr>
+      </w:pPr>
+      <w:r>
+        <w:rPr>
+          <w:color w:val="BFBFBF" w:themeColor="background1" w:themeShade="BF"/>
+        </w:rPr>
         <w:t>Install</w:t>
       </w:r>
     </w:p>
@@ -2145,8 +2964,14 @@
           <w:ilvl w:val="0"/>
           <w:numId w:val="69"/>
         </w:numPr>
-      </w:pPr>
-      <w:r>
+        <w:rPr>
+          <w:color w:val="BFBFBF" w:themeColor="background1" w:themeShade="BF"/>
+        </w:rPr>
+      </w:pPr>
+      <w:r>
+        <w:rPr>
+          <w:color w:val="BFBFBF" w:themeColor="background1" w:themeShade="BF"/>
+        </w:rPr>
         <w:t>Make Top, Bottom, and Side Panels</w:t>
       </w:r>
     </w:p>
@@ -2157,14 +2982,26 @@
           <w:ilvl w:val="0"/>
           <w:numId w:val="70"/>
         </w:numPr>
-      </w:pPr>
-      <w:r>
+        <w:rPr>
+          <w:color w:val="BFBFBF" w:themeColor="background1" w:themeShade="BF"/>
+        </w:rPr>
+      </w:pPr>
+      <w:r>
+        <w:rPr>
+          <w:color w:val="BFBFBF" w:themeColor="background1" w:themeShade="BF"/>
+        </w:rPr>
         <w:t>Clean and build enclosure</w:t>
       </w:r>
       <w:r>
+        <w:rPr>
+          <w:color w:val="BFBFBF" w:themeColor="background1" w:themeShade="BF"/>
+        </w:rPr>
         <w:t xml:space="preserve"> – Paint Black</w:t>
       </w:r>
       <w:r>
+        <w:rPr>
+          <w:color w:val="BFBFBF" w:themeColor="background1" w:themeShade="BF"/>
+        </w:rPr>
         <w:t xml:space="preserve"> Coat</w:t>
       </w:r>
     </w:p>
@@ -2201,6 +3038,7 @@
         </w:numPr>
       </w:pPr>
       <w:r>
+        <w:lastRenderedPageBreak/>
         <w:t>Shipping</w:t>
       </w:r>
     </w:p>
@@ -3005,6 +3843,118 @@
     </w:lvl>
   </w:abstractNum>
   <w:abstractNum w:abstractNumId="7" w15:restartNumberingAfterBreak="0">
+    <w:nsid w:val="0E6B4FFA"/>
+    <w:multiLevelType w:val="hybridMultilevel"/>
+    <w:tmpl w:val="7954F60E"/>
+    <w:lvl w:ilvl="0" w:tplc="FFFFFFFF">
+      <w:numFmt w:val="bullet"/>
+      <w:lvlText w:val=""/>
+      <w:lvlJc w:val="left"/>
+      <w:pPr>
+        <w:ind w:left="720" w:hanging="360"/>
+      </w:pPr>
+      <w:rPr>
+        <w:rFonts w:ascii="Symbol" w:eastAsiaTheme="minorHAnsi" w:hAnsi="Symbol" w:cstheme="minorBidi" w:hint="default"/>
+      </w:rPr>
+    </w:lvl>
+    <w:lvl w:ilvl="1" w:tplc="FFFFFFFF">
+      <w:start w:val="1"/>
+      <w:numFmt w:val="bullet"/>
+      <w:lvlText w:val=""/>
+      <w:lvlJc w:val="left"/>
+      <w:pPr>
+        <w:ind w:left="1440" w:hanging="360"/>
+      </w:pPr>
+      <w:rPr>
+        <w:rFonts w:ascii="Symbol" w:hAnsi="Symbol" w:hint="default"/>
+      </w:rPr>
+    </w:lvl>
+    <w:lvl w:ilvl="2" w:tplc="0409000B">
+      <w:start w:val="1"/>
+      <w:numFmt w:val="bullet"/>
+      <w:lvlText w:val=""/>
+      <w:lvlJc w:val="left"/>
+      <w:pPr>
+        <w:ind w:left="720" w:hanging="360"/>
+      </w:pPr>
+      <w:rPr>
+        <w:rFonts w:ascii="Wingdings" w:hAnsi="Wingdings" w:hint="default"/>
+      </w:rPr>
+    </w:lvl>
+    <w:lvl w:ilvl="3" w:tplc="FFFFFFFF">
+      <w:start w:val="1"/>
+      <w:numFmt w:val="bullet"/>
+      <w:lvlText w:val=""/>
+      <w:lvlJc w:val="left"/>
+      <w:pPr>
+        <w:ind w:left="2880" w:hanging="360"/>
+      </w:pPr>
+      <w:rPr>
+        <w:rFonts w:ascii="Symbol" w:hAnsi="Symbol" w:hint="default"/>
+      </w:rPr>
+    </w:lvl>
+    <w:lvl w:ilvl="4" w:tplc="FFFFFFFF">
+      <w:start w:val="1"/>
+      <w:numFmt w:val="bullet"/>
+      <w:lvlText w:val="o"/>
+      <w:lvlJc w:val="left"/>
+      <w:pPr>
+        <w:ind w:left="3600" w:hanging="360"/>
+      </w:pPr>
+      <w:rPr>
+        <w:rFonts w:ascii="Courier New" w:hAnsi="Courier New" w:cs="Courier New" w:hint="default"/>
+      </w:rPr>
+    </w:lvl>
+    <w:lvl w:ilvl="5" w:tplc="FFFFFFFF" w:tentative="1">
+      <w:start w:val="1"/>
+      <w:numFmt w:val="bullet"/>
+      <w:lvlText w:val=""/>
+      <w:lvlJc w:val="left"/>
+      <w:pPr>
+        <w:ind w:left="4320" w:hanging="360"/>
+      </w:pPr>
+      <w:rPr>
+        <w:rFonts w:ascii="Wingdings" w:hAnsi="Wingdings" w:hint="default"/>
+      </w:rPr>
+    </w:lvl>
+    <w:lvl w:ilvl="6" w:tplc="FFFFFFFF" w:tentative="1">
+      <w:start w:val="1"/>
+      <w:numFmt w:val="bullet"/>
+      <w:lvlText w:val=""/>
+      <w:lvlJc w:val="left"/>
+      <w:pPr>
+        <w:ind w:left="5040" w:hanging="360"/>
+      </w:pPr>
+      <w:rPr>
+        <w:rFonts w:ascii="Symbol" w:hAnsi="Symbol" w:hint="default"/>
+      </w:rPr>
+    </w:lvl>
+    <w:lvl w:ilvl="7" w:tplc="FFFFFFFF" w:tentative="1">
+      <w:start w:val="1"/>
+      <w:numFmt w:val="bullet"/>
+      <w:lvlText w:val="o"/>
+      <w:lvlJc w:val="left"/>
+      <w:pPr>
+        <w:ind w:left="5760" w:hanging="360"/>
+      </w:pPr>
+      <w:rPr>
+        <w:rFonts w:ascii="Courier New" w:hAnsi="Courier New" w:cs="Courier New" w:hint="default"/>
+      </w:rPr>
+    </w:lvl>
+    <w:lvl w:ilvl="8" w:tplc="FFFFFFFF" w:tentative="1">
+      <w:start w:val="1"/>
+      <w:numFmt w:val="bullet"/>
+      <w:lvlText w:val=""/>
+      <w:lvlJc w:val="left"/>
+      <w:pPr>
+        <w:ind w:left="6480" w:hanging="360"/>
+      </w:pPr>
+      <w:rPr>
+        <w:rFonts w:ascii="Wingdings" w:hAnsi="Wingdings" w:hint="default"/>
+      </w:rPr>
+    </w:lvl>
+  </w:abstractNum>
+  <w:abstractNum w:abstractNumId="8" w15:restartNumberingAfterBreak="0">
     <w:nsid w:val="0FDF15C7"/>
     <w:multiLevelType w:val="multilevel"/>
     <w:tmpl w:val="7652ABC4"/>
@@ -3153,20 +4103,20 @@
       </w:rPr>
     </w:lvl>
   </w:abstractNum>
-  <w:abstractNum w:abstractNumId="8" w15:restartNumberingAfterBreak="0">
+  <w:abstractNum w:abstractNumId="9" w15:restartNumberingAfterBreak="0">
     <w:nsid w:val="10CC276E"/>
     <w:multiLevelType w:val="hybridMultilevel"/>
-    <w:tmpl w:val="3AD09BD2"/>
-    <w:lvl w:ilvl="0" w:tplc="0409000B">
-      <w:start w:val="1"/>
-      <w:numFmt w:val="bullet"/>
-      <w:lvlText w:val=""/>
+    <w:tmpl w:val="2758E572"/>
+    <w:lvl w:ilvl="0" w:tplc="04090001">
+      <w:start w:val="1"/>
+      <w:numFmt w:val="bullet"/>
+      <w:lvlText w:val=""/>
       <w:lvlJc w:val="left"/>
       <w:pPr>
         <w:ind w:left="720" w:hanging="360"/>
       </w:pPr>
       <w:rPr>
-        <w:rFonts w:ascii="Wingdings" w:hAnsi="Wingdings" w:hint="default"/>
+        <w:rFonts w:ascii="Symbol" w:hAnsi="Symbol" w:hint="default"/>
       </w:rPr>
     </w:lvl>
     <w:lvl w:ilvl="1" w:tplc="FFFFFFFF">
@@ -3266,7 +4216,7 @@
       </w:rPr>
     </w:lvl>
   </w:abstractNum>
-  <w:abstractNum w:abstractNumId="9" w15:restartNumberingAfterBreak="0">
+  <w:abstractNum w:abstractNumId="10" w15:restartNumberingAfterBreak="0">
     <w:nsid w:val="117A2857"/>
     <w:multiLevelType w:val="hybridMultilevel"/>
     <w:tmpl w:val="9900249E"/>
@@ -3378,7 +4328,7 @@
       </w:rPr>
     </w:lvl>
   </w:abstractNum>
-  <w:abstractNum w:abstractNumId="10" w15:restartNumberingAfterBreak="0">
+  <w:abstractNum w:abstractNumId="11" w15:restartNumberingAfterBreak="0">
     <w:nsid w:val="13DB5E98"/>
     <w:multiLevelType w:val="hybridMultilevel"/>
     <w:tmpl w:val="CF6A9F88"/>
@@ -3490,7 +4440,7 @@
       </w:rPr>
     </w:lvl>
   </w:abstractNum>
-  <w:abstractNum w:abstractNumId="11" w15:restartNumberingAfterBreak="0">
+  <w:abstractNum w:abstractNumId="12" w15:restartNumberingAfterBreak="0">
     <w:nsid w:val="15B87040"/>
     <w:multiLevelType w:val="hybridMultilevel"/>
     <w:tmpl w:val="46ACB09C"/>
@@ -3603,7 +4553,7 @@
       </w:rPr>
     </w:lvl>
   </w:abstractNum>
-  <w:abstractNum w:abstractNumId="12" w15:restartNumberingAfterBreak="0">
+  <w:abstractNum w:abstractNumId="13" w15:restartNumberingAfterBreak="0">
     <w:nsid w:val="16D9304C"/>
     <w:multiLevelType w:val="hybridMultilevel"/>
     <w:tmpl w:val="17C435EC"/>
@@ -3716,7 +4666,7 @@
       </w:rPr>
     </w:lvl>
   </w:abstractNum>
-  <w:abstractNum w:abstractNumId="13" w15:restartNumberingAfterBreak="0">
+  <w:abstractNum w:abstractNumId="14" w15:restartNumberingAfterBreak="0">
     <w:nsid w:val="1778022F"/>
     <w:multiLevelType w:val="hybridMultilevel"/>
     <w:tmpl w:val="195C22D8"/>
@@ -3829,7 +4779,7 @@
       </w:rPr>
     </w:lvl>
   </w:abstractNum>
-  <w:abstractNum w:abstractNumId="14" w15:restartNumberingAfterBreak="0">
+  <w:abstractNum w:abstractNumId="15" w15:restartNumberingAfterBreak="0">
     <w:nsid w:val="1AD93659"/>
     <w:multiLevelType w:val="multilevel"/>
     <w:tmpl w:val="86A842E4"/>
@@ -3974,7 +4924,7 @@
       </w:rPr>
     </w:lvl>
   </w:abstractNum>
-  <w:abstractNum w:abstractNumId="15" w15:restartNumberingAfterBreak="0">
+  <w:abstractNum w:abstractNumId="16" w15:restartNumberingAfterBreak="0">
     <w:nsid w:val="1C9C44C9"/>
     <w:multiLevelType w:val="hybridMultilevel"/>
     <w:tmpl w:val="12CC5ADE"/>
@@ -4086,7 +5036,7 @@
       </w:rPr>
     </w:lvl>
   </w:abstractNum>
-  <w:abstractNum w:abstractNumId="16" w15:restartNumberingAfterBreak="0">
+  <w:abstractNum w:abstractNumId="17" w15:restartNumberingAfterBreak="0">
     <w:nsid w:val="1DEE7226"/>
     <w:multiLevelType w:val="hybridMultilevel"/>
     <w:tmpl w:val="1F1A8FD8"/>
@@ -4199,7 +5149,7 @@
       </w:rPr>
     </w:lvl>
   </w:abstractNum>
-  <w:abstractNum w:abstractNumId="17" w15:restartNumberingAfterBreak="0">
+  <w:abstractNum w:abstractNumId="18" w15:restartNumberingAfterBreak="0">
     <w:nsid w:val="22931360"/>
     <w:multiLevelType w:val="hybridMultilevel"/>
     <w:tmpl w:val="59D0E6B6"/>
@@ -4312,7 +5262,7 @@
       </w:rPr>
     </w:lvl>
   </w:abstractNum>
-  <w:abstractNum w:abstractNumId="18" w15:restartNumberingAfterBreak="0">
+  <w:abstractNum w:abstractNumId="19" w15:restartNumberingAfterBreak="0">
     <w:nsid w:val="259B5353"/>
     <w:multiLevelType w:val="hybridMultilevel"/>
     <w:tmpl w:val="B8AE823E"/>
@@ -4425,7 +5375,7 @@
       </w:rPr>
     </w:lvl>
   </w:abstractNum>
-  <w:abstractNum w:abstractNumId="19" w15:restartNumberingAfterBreak="0">
+  <w:abstractNum w:abstractNumId="20" w15:restartNumberingAfterBreak="0">
     <w:nsid w:val="25EA4C8B"/>
     <w:multiLevelType w:val="hybridMultilevel"/>
     <w:tmpl w:val="0C764F80"/>
@@ -4538,7 +5488,7 @@
       </w:rPr>
     </w:lvl>
   </w:abstractNum>
-  <w:abstractNum w:abstractNumId="20" w15:restartNumberingAfterBreak="0">
+  <w:abstractNum w:abstractNumId="21" w15:restartNumberingAfterBreak="0">
     <w:nsid w:val="26D21312"/>
     <w:multiLevelType w:val="hybridMultilevel"/>
     <w:tmpl w:val="55DE94A2"/>
@@ -4651,7 +5601,7 @@
       </w:rPr>
     </w:lvl>
   </w:abstractNum>
-  <w:abstractNum w:abstractNumId="21" w15:restartNumberingAfterBreak="0">
+  <w:abstractNum w:abstractNumId="22" w15:restartNumberingAfterBreak="0">
     <w:nsid w:val="27063B77"/>
     <w:multiLevelType w:val="hybridMultilevel"/>
     <w:tmpl w:val="F5F20DDE"/>
@@ -4763,7 +5713,7 @@
       </w:rPr>
     </w:lvl>
   </w:abstractNum>
-  <w:abstractNum w:abstractNumId="22" w15:restartNumberingAfterBreak="0">
+  <w:abstractNum w:abstractNumId="23" w15:restartNumberingAfterBreak="0">
     <w:nsid w:val="27DF5039"/>
     <w:multiLevelType w:val="hybridMultilevel"/>
     <w:tmpl w:val="E118D16A"/>
@@ -4875,7 +5825,7 @@
       </w:rPr>
     </w:lvl>
   </w:abstractNum>
-  <w:abstractNum w:abstractNumId="23" w15:restartNumberingAfterBreak="0">
+  <w:abstractNum w:abstractNumId="24" w15:restartNumberingAfterBreak="0">
     <w:nsid w:val="28B7250C"/>
     <w:multiLevelType w:val="hybridMultilevel"/>
     <w:tmpl w:val="B3DA1EB0"/>
@@ -4987,7 +5937,7 @@
       </w:rPr>
     </w:lvl>
   </w:abstractNum>
-  <w:abstractNum w:abstractNumId="24" w15:restartNumberingAfterBreak="0">
+  <w:abstractNum w:abstractNumId="25" w15:restartNumberingAfterBreak="0">
     <w:nsid w:val="28D10191"/>
     <w:multiLevelType w:val="hybridMultilevel"/>
     <w:tmpl w:val="8772AC1A"/>
@@ -5099,7 +6049,7 @@
       </w:rPr>
     </w:lvl>
   </w:abstractNum>
-  <w:abstractNum w:abstractNumId="25" w15:restartNumberingAfterBreak="0">
+  <w:abstractNum w:abstractNumId="26" w15:restartNumberingAfterBreak="0">
     <w:nsid w:val="293F13B6"/>
     <w:multiLevelType w:val="hybridMultilevel"/>
     <w:tmpl w:val="5C40756C"/>
@@ -5211,7 +6161,7 @@
       </w:rPr>
     </w:lvl>
   </w:abstractNum>
-  <w:abstractNum w:abstractNumId="26" w15:restartNumberingAfterBreak="0">
+  <w:abstractNum w:abstractNumId="27" w15:restartNumberingAfterBreak="0">
     <w:nsid w:val="29474EB1"/>
     <w:multiLevelType w:val="multilevel"/>
     <w:tmpl w:val="D38AE710"/>
@@ -5360,7 +6310,7 @@
       </w:rPr>
     </w:lvl>
   </w:abstractNum>
-  <w:abstractNum w:abstractNumId="27" w15:restartNumberingAfterBreak="0">
+  <w:abstractNum w:abstractNumId="28" w15:restartNumberingAfterBreak="0">
     <w:nsid w:val="2DB7038E"/>
     <w:multiLevelType w:val="hybridMultilevel"/>
     <w:tmpl w:val="A0C64C68"/>
@@ -5473,7 +6423,7 @@
       </w:rPr>
     </w:lvl>
   </w:abstractNum>
-  <w:abstractNum w:abstractNumId="28" w15:restartNumberingAfterBreak="0">
+  <w:abstractNum w:abstractNumId="29" w15:restartNumberingAfterBreak="0">
     <w:nsid w:val="32B87396"/>
     <w:multiLevelType w:val="hybridMultilevel"/>
     <w:tmpl w:val="57189880"/>
@@ -5586,7 +6536,120 @@
       </w:rPr>
     </w:lvl>
   </w:abstractNum>
-  <w:abstractNum w:abstractNumId="29" w15:restartNumberingAfterBreak="0">
+  <w:abstractNum w:abstractNumId="30" w15:restartNumberingAfterBreak="0">
+    <w:nsid w:val="34432482"/>
+    <w:multiLevelType w:val="hybridMultilevel"/>
+    <w:tmpl w:val="4B2AF2E4"/>
+    <w:lvl w:ilvl="0" w:tplc="0409000B">
+      <w:start w:val="1"/>
+      <w:numFmt w:val="bullet"/>
+      <w:lvlText w:val=""/>
+      <w:lvlJc w:val="left"/>
+      <w:pPr>
+        <w:ind w:left="720" w:hanging="360"/>
+      </w:pPr>
+      <w:rPr>
+        <w:rFonts w:ascii="Wingdings" w:hAnsi="Wingdings" w:hint="default"/>
+      </w:rPr>
+    </w:lvl>
+    <w:lvl w:ilvl="1" w:tplc="FFFFFFFF">
+      <w:start w:val="1"/>
+      <w:numFmt w:val="bullet"/>
+      <w:lvlText w:val=""/>
+      <w:lvlJc w:val="left"/>
+      <w:pPr>
+        <w:ind w:left="1440" w:hanging="360"/>
+      </w:pPr>
+      <w:rPr>
+        <w:rFonts w:ascii="Symbol" w:hAnsi="Symbol" w:hint="default"/>
+      </w:rPr>
+    </w:lvl>
+    <w:lvl w:ilvl="2" w:tplc="FFFFFFFF">
+      <w:start w:val="1"/>
+      <w:numFmt w:val="bullet"/>
+      <w:lvlText w:val=""/>
+      <w:lvlJc w:val="left"/>
+      <w:pPr>
+        <w:ind w:left="2160" w:hanging="360"/>
+      </w:pPr>
+      <w:rPr>
+        <w:rFonts w:ascii="Wingdings" w:hAnsi="Wingdings" w:hint="default"/>
+      </w:rPr>
+    </w:lvl>
+    <w:lvl w:ilvl="3" w:tplc="FFFFFFFF">
+      <w:start w:val="1"/>
+      <w:numFmt w:val="bullet"/>
+      <w:lvlText w:val=""/>
+      <w:lvlJc w:val="left"/>
+      <w:pPr>
+        <w:ind w:left="2880" w:hanging="360"/>
+      </w:pPr>
+      <w:rPr>
+        <w:rFonts w:ascii="Symbol" w:hAnsi="Symbol" w:hint="default"/>
+      </w:rPr>
+    </w:lvl>
+    <w:lvl w:ilvl="4" w:tplc="FFFFFFFF">
+      <w:start w:val="1"/>
+      <w:numFmt w:val="bullet"/>
+      <w:lvlText w:val="o"/>
+      <w:lvlJc w:val="left"/>
+      <w:pPr>
+        <w:ind w:left="3600" w:hanging="360"/>
+      </w:pPr>
+      <w:rPr>
+        <w:rFonts w:ascii="Courier New" w:hAnsi="Courier New" w:cs="Courier New" w:hint="default"/>
+      </w:rPr>
+    </w:lvl>
+    <w:lvl w:ilvl="5" w:tplc="FFFFFFFF" w:tentative="1">
+      <w:start w:val="1"/>
+      <w:numFmt w:val="bullet"/>
+      <w:lvlText w:val=""/>
+      <w:lvlJc w:val="left"/>
+      <w:pPr>
+        <w:ind w:left="4320" w:hanging="360"/>
+      </w:pPr>
+      <w:rPr>
+        <w:rFonts w:ascii="Wingdings" w:hAnsi="Wingdings" w:hint="default"/>
+      </w:rPr>
+    </w:lvl>
+    <w:lvl w:ilvl="6" w:tplc="FFFFFFFF" w:tentative="1">
+      <w:start w:val="1"/>
+      <w:numFmt w:val="bullet"/>
+      <w:lvlText w:val=""/>
+      <w:lvlJc w:val="left"/>
+      <w:pPr>
+        <w:ind w:left="5040" w:hanging="360"/>
+      </w:pPr>
+      <w:rPr>
+        <w:rFonts w:ascii="Symbol" w:hAnsi="Symbol" w:hint="default"/>
+      </w:rPr>
+    </w:lvl>
+    <w:lvl w:ilvl="7" w:tplc="FFFFFFFF" w:tentative="1">
+      <w:start w:val="1"/>
+      <w:numFmt w:val="bullet"/>
+      <w:lvlText w:val="o"/>
+      <w:lvlJc w:val="left"/>
+      <w:pPr>
+        <w:ind w:left="5760" w:hanging="360"/>
+      </w:pPr>
+      <w:rPr>
+        <w:rFonts w:ascii="Courier New" w:hAnsi="Courier New" w:cs="Courier New" w:hint="default"/>
+      </w:rPr>
+    </w:lvl>
+    <w:lvl w:ilvl="8" w:tplc="FFFFFFFF" w:tentative="1">
+      <w:start w:val="1"/>
+      <w:numFmt w:val="bullet"/>
+      <w:lvlText w:val=""/>
+      <w:lvlJc w:val="left"/>
+      <w:pPr>
+        <w:ind w:left="6480" w:hanging="360"/>
+      </w:pPr>
+      <w:rPr>
+        <w:rFonts w:ascii="Wingdings" w:hAnsi="Wingdings" w:hint="default"/>
+      </w:rPr>
+    </w:lvl>
+  </w:abstractNum>
+  <w:abstractNum w:abstractNumId="31" w15:restartNumberingAfterBreak="0">
     <w:nsid w:val="35153586"/>
     <w:multiLevelType w:val="hybridMultilevel"/>
     <w:tmpl w:val="FD8ED62A"/>
@@ -5698,7 +6761,7 @@
       </w:rPr>
     </w:lvl>
   </w:abstractNum>
-  <w:abstractNum w:abstractNumId="30" w15:restartNumberingAfterBreak="0">
+  <w:abstractNum w:abstractNumId="32" w15:restartNumberingAfterBreak="0">
     <w:nsid w:val="360B117F"/>
     <w:multiLevelType w:val="hybridMultilevel"/>
     <w:tmpl w:val="8DC43474"/>
@@ -5810,7 +6873,7 @@
       </w:rPr>
     </w:lvl>
   </w:abstractNum>
-  <w:abstractNum w:abstractNumId="31" w15:restartNumberingAfterBreak="0">
+  <w:abstractNum w:abstractNumId="33" w15:restartNumberingAfterBreak="0">
     <w:nsid w:val="36786914"/>
     <w:multiLevelType w:val="hybridMultilevel"/>
     <w:tmpl w:val="B3BCD0C6"/>
@@ -5923,7 +6986,7 @@
       </w:rPr>
     </w:lvl>
   </w:abstractNum>
-  <w:abstractNum w:abstractNumId="32" w15:restartNumberingAfterBreak="0">
+  <w:abstractNum w:abstractNumId="34" w15:restartNumberingAfterBreak="0">
     <w:nsid w:val="36CC69C7"/>
     <w:multiLevelType w:val="hybridMultilevel"/>
     <w:tmpl w:val="E4D6A2AE"/>
@@ -6036,7 +7099,7 @@
       </w:rPr>
     </w:lvl>
   </w:abstractNum>
-  <w:abstractNum w:abstractNumId="33" w15:restartNumberingAfterBreak="0">
+  <w:abstractNum w:abstractNumId="35" w15:restartNumberingAfterBreak="0">
     <w:nsid w:val="38234AC5"/>
     <w:multiLevelType w:val="hybridMultilevel"/>
     <w:tmpl w:val="AF2A5DD8"/>
@@ -6148,7 +7211,7 @@
       </w:rPr>
     </w:lvl>
   </w:abstractNum>
-  <w:abstractNum w:abstractNumId="34" w15:restartNumberingAfterBreak="0">
+  <w:abstractNum w:abstractNumId="36" w15:restartNumberingAfterBreak="0">
     <w:nsid w:val="38D76221"/>
     <w:multiLevelType w:val="hybridMultilevel"/>
     <w:tmpl w:val="5A3AF5F4"/>
@@ -6261,7 +7324,7 @@
       </w:rPr>
     </w:lvl>
   </w:abstractNum>
-  <w:abstractNum w:abstractNumId="35" w15:restartNumberingAfterBreak="0">
+  <w:abstractNum w:abstractNumId="37" w15:restartNumberingAfterBreak="0">
     <w:nsid w:val="3968195B"/>
     <w:multiLevelType w:val="hybridMultilevel"/>
     <w:tmpl w:val="40F8D3FE"/>
@@ -6374,7 +7437,7 @@
       </w:rPr>
     </w:lvl>
   </w:abstractNum>
-  <w:abstractNum w:abstractNumId="36" w15:restartNumberingAfterBreak="0">
+  <w:abstractNum w:abstractNumId="38" w15:restartNumberingAfterBreak="0">
     <w:nsid w:val="3AB97FB2"/>
     <w:multiLevelType w:val="hybridMultilevel"/>
     <w:tmpl w:val="B116377E"/>
@@ -6487,7 +7550,7 @@
       </w:rPr>
     </w:lvl>
   </w:abstractNum>
-  <w:abstractNum w:abstractNumId="37" w15:restartNumberingAfterBreak="0">
+  <w:abstractNum w:abstractNumId="39" w15:restartNumberingAfterBreak="0">
     <w:nsid w:val="3ADD00E6"/>
     <w:multiLevelType w:val="multilevel"/>
     <w:tmpl w:val="9DDCA2D0"/>
@@ -6636,7 +7699,7 @@
       </w:rPr>
     </w:lvl>
   </w:abstractNum>
-  <w:abstractNum w:abstractNumId="38" w15:restartNumberingAfterBreak="0">
+  <w:abstractNum w:abstractNumId="40" w15:restartNumberingAfterBreak="0">
     <w:nsid w:val="3B9A4BDD"/>
     <w:multiLevelType w:val="multilevel"/>
     <w:tmpl w:val="68D083FA"/>
@@ -6781,7 +7844,119 @@
       </w:rPr>
     </w:lvl>
   </w:abstractNum>
-  <w:abstractNum w:abstractNumId="39" w15:restartNumberingAfterBreak="0">
+  <w:abstractNum w:abstractNumId="41" w15:restartNumberingAfterBreak="0">
+    <w:nsid w:val="3E592DD8"/>
+    <w:multiLevelType w:val="hybridMultilevel"/>
+    <w:tmpl w:val="31480AF2"/>
+    <w:lvl w:ilvl="0" w:tplc="FFFFFFFF">
+      <w:numFmt w:val="bullet"/>
+      <w:lvlText w:val=""/>
+      <w:lvlJc w:val="left"/>
+      <w:pPr>
+        <w:ind w:left="720" w:hanging="360"/>
+      </w:pPr>
+      <w:rPr>
+        <w:rFonts w:ascii="Symbol" w:eastAsiaTheme="minorHAnsi" w:hAnsi="Symbol" w:cstheme="minorBidi" w:hint="default"/>
+      </w:rPr>
+    </w:lvl>
+    <w:lvl w:ilvl="1" w:tplc="0409000B">
+      <w:start w:val="1"/>
+      <w:numFmt w:val="bullet"/>
+      <w:lvlText w:val=""/>
+      <w:lvlJc w:val="left"/>
+      <w:pPr>
+        <w:ind w:left="720" w:hanging="360"/>
+      </w:pPr>
+      <w:rPr>
+        <w:rFonts w:ascii="Wingdings" w:hAnsi="Wingdings" w:hint="default"/>
+      </w:rPr>
+    </w:lvl>
+    <w:lvl w:ilvl="2" w:tplc="FFFFFFFF">
+      <w:start w:val="1"/>
+      <w:numFmt w:val="bullet"/>
+      <w:lvlText w:val=""/>
+      <w:lvlJc w:val="left"/>
+      <w:pPr>
+        <w:ind w:left="2160" w:hanging="360"/>
+      </w:pPr>
+      <w:rPr>
+        <w:rFonts w:ascii="Wingdings" w:hAnsi="Wingdings" w:hint="default"/>
+      </w:rPr>
+    </w:lvl>
+    <w:lvl w:ilvl="3" w:tplc="FFFFFFFF">
+      <w:start w:val="1"/>
+      <w:numFmt w:val="bullet"/>
+      <w:lvlText w:val=""/>
+      <w:lvlJc w:val="left"/>
+      <w:pPr>
+        <w:ind w:left="2880" w:hanging="360"/>
+      </w:pPr>
+      <w:rPr>
+        <w:rFonts w:ascii="Symbol" w:hAnsi="Symbol" w:hint="default"/>
+      </w:rPr>
+    </w:lvl>
+    <w:lvl w:ilvl="4" w:tplc="FFFFFFFF">
+      <w:start w:val="1"/>
+      <w:numFmt w:val="bullet"/>
+      <w:lvlText w:val="o"/>
+      <w:lvlJc w:val="left"/>
+      <w:pPr>
+        <w:ind w:left="3600" w:hanging="360"/>
+      </w:pPr>
+      <w:rPr>
+        <w:rFonts w:ascii="Courier New" w:hAnsi="Courier New" w:cs="Courier New" w:hint="default"/>
+      </w:rPr>
+    </w:lvl>
+    <w:lvl w:ilvl="5" w:tplc="FFFFFFFF" w:tentative="1">
+      <w:start w:val="1"/>
+      <w:numFmt w:val="bullet"/>
+      <w:lvlText w:val=""/>
+      <w:lvlJc w:val="left"/>
+      <w:pPr>
+        <w:ind w:left="4320" w:hanging="360"/>
+      </w:pPr>
+      <w:rPr>
+        <w:rFonts w:ascii="Wingdings" w:hAnsi="Wingdings" w:hint="default"/>
+      </w:rPr>
+    </w:lvl>
+    <w:lvl w:ilvl="6" w:tplc="FFFFFFFF" w:tentative="1">
+      <w:start w:val="1"/>
+      <w:numFmt w:val="bullet"/>
+      <w:lvlText w:val=""/>
+      <w:lvlJc w:val="left"/>
+      <w:pPr>
+        <w:ind w:left="5040" w:hanging="360"/>
+      </w:pPr>
+      <w:rPr>
+        <w:rFonts w:ascii="Symbol" w:hAnsi="Symbol" w:hint="default"/>
+      </w:rPr>
+    </w:lvl>
+    <w:lvl w:ilvl="7" w:tplc="FFFFFFFF" w:tentative="1">
+      <w:start w:val="1"/>
+      <w:numFmt w:val="bullet"/>
+      <w:lvlText w:val="o"/>
+      <w:lvlJc w:val="left"/>
+      <w:pPr>
+        <w:ind w:left="5760" w:hanging="360"/>
+      </w:pPr>
+      <w:rPr>
+        <w:rFonts w:ascii="Courier New" w:hAnsi="Courier New" w:cs="Courier New" w:hint="default"/>
+      </w:rPr>
+    </w:lvl>
+    <w:lvl w:ilvl="8" w:tplc="FFFFFFFF" w:tentative="1">
+      <w:start w:val="1"/>
+      <w:numFmt w:val="bullet"/>
+      <w:lvlText w:val=""/>
+      <w:lvlJc w:val="left"/>
+      <w:pPr>
+        <w:ind w:left="6480" w:hanging="360"/>
+      </w:pPr>
+      <w:rPr>
+        <w:rFonts w:ascii="Wingdings" w:hAnsi="Wingdings" w:hint="default"/>
+      </w:rPr>
+    </w:lvl>
+  </w:abstractNum>
+  <w:abstractNum w:abstractNumId="42" w15:restartNumberingAfterBreak="0">
     <w:nsid w:val="3FF71F11"/>
     <w:multiLevelType w:val="multilevel"/>
     <w:tmpl w:val="00E4705E"/>
@@ -6930,7 +8105,7 @@
       </w:rPr>
     </w:lvl>
   </w:abstractNum>
-  <w:abstractNum w:abstractNumId="40" w15:restartNumberingAfterBreak="0">
+  <w:abstractNum w:abstractNumId="43" w15:restartNumberingAfterBreak="0">
     <w:nsid w:val="40FA6F64"/>
     <w:multiLevelType w:val="hybridMultilevel"/>
     <w:tmpl w:val="FA866974"/>
@@ -7043,7 +8218,7 @@
       </w:rPr>
     </w:lvl>
   </w:abstractNum>
-  <w:abstractNum w:abstractNumId="41" w15:restartNumberingAfterBreak="0">
+  <w:abstractNum w:abstractNumId="44" w15:restartNumberingAfterBreak="0">
     <w:nsid w:val="425D2BD9"/>
     <w:multiLevelType w:val="hybridMultilevel"/>
     <w:tmpl w:val="163C7FBE"/>
@@ -7156,7 +8331,7 @@
       </w:rPr>
     </w:lvl>
   </w:abstractNum>
-  <w:abstractNum w:abstractNumId="42" w15:restartNumberingAfterBreak="0">
+  <w:abstractNum w:abstractNumId="45" w15:restartNumberingAfterBreak="0">
     <w:nsid w:val="42810452"/>
     <w:multiLevelType w:val="hybridMultilevel"/>
     <w:tmpl w:val="E6CCB2D4"/>
@@ -7268,7 +8443,7 @@
       </w:rPr>
     </w:lvl>
   </w:abstractNum>
-  <w:abstractNum w:abstractNumId="43" w15:restartNumberingAfterBreak="0">
+  <w:abstractNum w:abstractNumId="46" w15:restartNumberingAfterBreak="0">
     <w:nsid w:val="4342066B"/>
     <w:multiLevelType w:val="hybridMultilevel"/>
     <w:tmpl w:val="6E9482AE"/>
@@ -7381,7 +8556,7 @@
       </w:rPr>
     </w:lvl>
   </w:abstractNum>
-  <w:abstractNum w:abstractNumId="44" w15:restartNumberingAfterBreak="0">
+  <w:abstractNum w:abstractNumId="47" w15:restartNumberingAfterBreak="0">
     <w:nsid w:val="440C54FD"/>
     <w:multiLevelType w:val="hybridMultilevel"/>
     <w:tmpl w:val="48BA6E0C"/>
@@ -7494,7 +8669,7 @@
       </w:rPr>
     </w:lvl>
   </w:abstractNum>
-  <w:abstractNum w:abstractNumId="45" w15:restartNumberingAfterBreak="0">
+  <w:abstractNum w:abstractNumId="48" w15:restartNumberingAfterBreak="0">
     <w:nsid w:val="459C2AF7"/>
     <w:multiLevelType w:val="hybridMultilevel"/>
     <w:tmpl w:val="FC68C0EC"/>
@@ -7607,7 +8782,7 @@
       </w:rPr>
     </w:lvl>
   </w:abstractNum>
-  <w:abstractNum w:abstractNumId="46" w15:restartNumberingAfterBreak="0">
+  <w:abstractNum w:abstractNumId="49" w15:restartNumberingAfterBreak="0">
     <w:nsid w:val="45B16C63"/>
     <w:multiLevelType w:val="hybridMultilevel"/>
     <w:tmpl w:val="3828E65E"/>
@@ -7719,7 +8894,7 @@
       </w:rPr>
     </w:lvl>
   </w:abstractNum>
-  <w:abstractNum w:abstractNumId="47" w15:restartNumberingAfterBreak="0">
+  <w:abstractNum w:abstractNumId="50" w15:restartNumberingAfterBreak="0">
     <w:nsid w:val="46241F5E"/>
     <w:multiLevelType w:val="hybridMultilevel"/>
     <w:tmpl w:val="B1604BC4"/>
@@ -7832,7 +9007,7 @@
       </w:rPr>
     </w:lvl>
   </w:abstractNum>
-  <w:abstractNum w:abstractNumId="48" w15:restartNumberingAfterBreak="0">
+  <w:abstractNum w:abstractNumId="51" w15:restartNumberingAfterBreak="0">
     <w:nsid w:val="47467EE0"/>
     <w:multiLevelType w:val="hybridMultilevel"/>
     <w:tmpl w:val="DB783412"/>
@@ -7945,7 +9120,7 @@
       </w:rPr>
     </w:lvl>
   </w:abstractNum>
-  <w:abstractNum w:abstractNumId="49" w15:restartNumberingAfterBreak="0">
+  <w:abstractNum w:abstractNumId="52" w15:restartNumberingAfterBreak="0">
     <w:nsid w:val="47F41F20"/>
     <w:multiLevelType w:val="hybridMultilevel"/>
     <w:tmpl w:val="0310DB6E"/>
@@ -8057,7 +9232,7 @@
       </w:rPr>
     </w:lvl>
   </w:abstractNum>
-  <w:abstractNum w:abstractNumId="50" w15:restartNumberingAfterBreak="0">
+  <w:abstractNum w:abstractNumId="53" w15:restartNumberingAfterBreak="0">
     <w:nsid w:val="49E934C5"/>
     <w:multiLevelType w:val="hybridMultilevel"/>
     <w:tmpl w:val="E730A7A4"/>
@@ -8169,7 +9344,7 @@
       </w:rPr>
     </w:lvl>
   </w:abstractNum>
-  <w:abstractNum w:abstractNumId="51" w15:restartNumberingAfterBreak="0">
+  <w:abstractNum w:abstractNumId="54" w15:restartNumberingAfterBreak="0">
     <w:nsid w:val="4ABD7D52"/>
     <w:multiLevelType w:val="hybridMultilevel"/>
     <w:tmpl w:val="A88CB76A"/>
@@ -8282,7 +9457,7 @@
       </w:rPr>
     </w:lvl>
   </w:abstractNum>
-  <w:abstractNum w:abstractNumId="52" w15:restartNumberingAfterBreak="0">
+  <w:abstractNum w:abstractNumId="55" w15:restartNumberingAfterBreak="0">
     <w:nsid w:val="4BD14810"/>
     <w:multiLevelType w:val="hybridMultilevel"/>
     <w:tmpl w:val="6A26A98A"/>
@@ -8394,7 +9569,7 @@
       </w:rPr>
     </w:lvl>
   </w:abstractNum>
-  <w:abstractNum w:abstractNumId="53" w15:restartNumberingAfterBreak="0">
+  <w:abstractNum w:abstractNumId="56" w15:restartNumberingAfterBreak="0">
     <w:nsid w:val="4C4E231D"/>
     <w:multiLevelType w:val="hybridMultilevel"/>
     <w:tmpl w:val="31749FBE"/>
@@ -8507,7 +9682,7 @@
       </w:rPr>
     </w:lvl>
   </w:abstractNum>
-  <w:abstractNum w:abstractNumId="54" w15:restartNumberingAfterBreak="0">
+  <w:abstractNum w:abstractNumId="57" w15:restartNumberingAfterBreak="0">
     <w:nsid w:val="4EDD2A6D"/>
     <w:multiLevelType w:val="multilevel"/>
     <w:tmpl w:val="A5AE7E5A"/>
@@ -8656,7 +9831,7 @@
       </w:rPr>
     </w:lvl>
   </w:abstractNum>
-  <w:abstractNum w:abstractNumId="55" w15:restartNumberingAfterBreak="0">
+  <w:abstractNum w:abstractNumId="58" w15:restartNumberingAfterBreak="0">
     <w:nsid w:val="539C4E82"/>
     <w:multiLevelType w:val="hybridMultilevel"/>
     <w:tmpl w:val="917E28A2"/>
@@ -8768,7 +9943,7 @@
       </w:rPr>
     </w:lvl>
   </w:abstractNum>
-  <w:abstractNum w:abstractNumId="56" w15:restartNumberingAfterBreak="0">
+  <w:abstractNum w:abstractNumId="59" w15:restartNumberingAfterBreak="0">
     <w:nsid w:val="53CD2D22"/>
     <w:multiLevelType w:val="hybridMultilevel"/>
     <w:tmpl w:val="6BE493F6"/>
@@ -8881,7 +10056,7 @@
       </w:rPr>
     </w:lvl>
   </w:abstractNum>
-  <w:abstractNum w:abstractNumId="57" w15:restartNumberingAfterBreak="0">
+  <w:abstractNum w:abstractNumId="60" w15:restartNumberingAfterBreak="0">
     <w:nsid w:val="53FD69E9"/>
     <w:multiLevelType w:val="hybridMultilevel"/>
     <w:tmpl w:val="83B8CFA8"/>
@@ -8994,7 +10169,7 @@
       </w:rPr>
     </w:lvl>
   </w:abstractNum>
-  <w:abstractNum w:abstractNumId="58" w15:restartNumberingAfterBreak="0">
+  <w:abstractNum w:abstractNumId="61" w15:restartNumberingAfterBreak="0">
     <w:nsid w:val="55753D98"/>
     <w:multiLevelType w:val="hybridMultilevel"/>
     <w:tmpl w:val="7AC2EF22"/>
@@ -9106,7 +10281,7 @@
       </w:rPr>
     </w:lvl>
   </w:abstractNum>
-  <w:abstractNum w:abstractNumId="59" w15:restartNumberingAfterBreak="0">
+  <w:abstractNum w:abstractNumId="62" w15:restartNumberingAfterBreak="0">
     <w:nsid w:val="55AF693D"/>
     <w:multiLevelType w:val="hybridMultilevel"/>
     <w:tmpl w:val="22D0EBDC"/>
@@ -9219,7 +10394,7 @@
       </w:rPr>
     </w:lvl>
   </w:abstractNum>
-  <w:abstractNum w:abstractNumId="60" w15:restartNumberingAfterBreak="0">
+  <w:abstractNum w:abstractNumId="63" w15:restartNumberingAfterBreak="0">
     <w:nsid w:val="58A57237"/>
     <w:multiLevelType w:val="multilevel"/>
     <w:tmpl w:val="090C8370"/>
@@ -9368,7 +10543,7 @@
       </w:rPr>
     </w:lvl>
   </w:abstractNum>
-  <w:abstractNum w:abstractNumId="61" w15:restartNumberingAfterBreak="0">
+  <w:abstractNum w:abstractNumId="64" w15:restartNumberingAfterBreak="0">
     <w:nsid w:val="59445FCF"/>
     <w:multiLevelType w:val="hybridMultilevel"/>
     <w:tmpl w:val="271485EE"/>
@@ -9480,7 +10655,7 @@
       </w:rPr>
     </w:lvl>
   </w:abstractNum>
-  <w:abstractNum w:abstractNumId="62" w15:restartNumberingAfterBreak="0">
+  <w:abstractNum w:abstractNumId="65" w15:restartNumberingAfterBreak="0">
     <w:nsid w:val="5AAD5BB8"/>
     <w:multiLevelType w:val="hybridMultilevel"/>
     <w:tmpl w:val="86ACD5A6"/>
@@ -9592,7 +10767,7 @@
       </w:rPr>
     </w:lvl>
   </w:abstractNum>
-  <w:abstractNum w:abstractNumId="63" w15:restartNumberingAfterBreak="0">
+  <w:abstractNum w:abstractNumId="66" w15:restartNumberingAfterBreak="0">
     <w:nsid w:val="5B9658FC"/>
     <w:multiLevelType w:val="hybridMultilevel"/>
     <w:tmpl w:val="F30CD69C"/>
@@ -9704,7 +10879,7 @@
       </w:rPr>
     </w:lvl>
   </w:abstractNum>
-  <w:abstractNum w:abstractNumId="64" w15:restartNumberingAfterBreak="0">
+  <w:abstractNum w:abstractNumId="67" w15:restartNumberingAfterBreak="0">
     <w:nsid w:val="5C91651F"/>
     <w:multiLevelType w:val="hybridMultilevel"/>
     <w:tmpl w:val="4A168938"/>
@@ -9817,7 +10992,7 @@
       </w:rPr>
     </w:lvl>
   </w:abstractNum>
-  <w:abstractNum w:abstractNumId="65" w15:restartNumberingAfterBreak="0">
+  <w:abstractNum w:abstractNumId="68" w15:restartNumberingAfterBreak="0">
     <w:nsid w:val="5E2925E0"/>
     <w:multiLevelType w:val="hybridMultilevel"/>
     <w:tmpl w:val="43FCB138"/>
@@ -9929,7 +11104,7 @@
       </w:rPr>
     </w:lvl>
   </w:abstractNum>
-  <w:abstractNum w:abstractNumId="66" w15:restartNumberingAfterBreak="0">
+  <w:abstractNum w:abstractNumId="69" w15:restartNumberingAfterBreak="0">
     <w:nsid w:val="60DE7A5E"/>
     <w:multiLevelType w:val="hybridMultilevel"/>
     <w:tmpl w:val="03681CEC"/>
@@ -10042,7 +11217,7 @@
       </w:rPr>
     </w:lvl>
   </w:abstractNum>
-  <w:abstractNum w:abstractNumId="67" w15:restartNumberingAfterBreak="0">
+  <w:abstractNum w:abstractNumId="70" w15:restartNumberingAfterBreak="0">
     <w:nsid w:val="61734324"/>
     <w:multiLevelType w:val="hybridMultilevel"/>
     <w:tmpl w:val="B87271BE"/>
@@ -10155,7 +11330,7 @@
       </w:rPr>
     </w:lvl>
   </w:abstractNum>
-  <w:abstractNum w:abstractNumId="68" w15:restartNumberingAfterBreak="0">
+  <w:abstractNum w:abstractNumId="71" w15:restartNumberingAfterBreak="0">
     <w:nsid w:val="61776255"/>
     <w:multiLevelType w:val="hybridMultilevel"/>
     <w:tmpl w:val="32EA81C2"/>
@@ -10268,7 +11443,7 @@
       </w:rPr>
     </w:lvl>
   </w:abstractNum>
-  <w:abstractNum w:abstractNumId="69" w15:restartNumberingAfterBreak="0">
+  <w:abstractNum w:abstractNumId="72" w15:restartNumberingAfterBreak="0">
     <w:nsid w:val="628E2F8E"/>
     <w:multiLevelType w:val="multilevel"/>
     <w:tmpl w:val="E3026D4E"/>
@@ -10417,7 +11592,7 @@
       </w:rPr>
     </w:lvl>
   </w:abstractNum>
-  <w:abstractNum w:abstractNumId="70" w15:restartNumberingAfterBreak="0">
+  <w:abstractNum w:abstractNumId="73" w15:restartNumberingAfterBreak="0">
     <w:nsid w:val="637976FA"/>
     <w:multiLevelType w:val="hybridMultilevel"/>
     <w:tmpl w:val="AA167FF2"/>
@@ -10530,7 +11705,7 @@
       </w:rPr>
     </w:lvl>
   </w:abstractNum>
-  <w:abstractNum w:abstractNumId="71" w15:restartNumberingAfterBreak="0">
+  <w:abstractNum w:abstractNumId="74" w15:restartNumberingAfterBreak="0">
     <w:nsid w:val="66AB773B"/>
     <w:multiLevelType w:val="hybridMultilevel"/>
     <w:tmpl w:val="13726D02"/>
@@ -10643,7 +11818,7 @@
       </w:rPr>
     </w:lvl>
   </w:abstractNum>
-  <w:abstractNum w:abstractNumId="72" w15:restartNumberingAfterBreak="0">
+  <w:abstractNum w:abstractNumId="75" w15:restartNumberingAfterBreak="0">
     <w:nsid w:val="677A07BB"/>
     <w:multiLevelType w:val="hybridMultilevel"/>
     <w:tmpl w:val="4B1CDE88"/>
@@ -10755,7 +11930,7 @@
       </w:rPr>
     </w:lvl>
   </w:abstractNum>
-  <w:abstractNum w:abstractNumId="73" w15:restartNumberingAfterBreak="0">
+  <w:abstractNum w:abstractNumId="76" w15:restartNumberingAfterBreak="0">
     <w:nsid w:val="68D7607A"/>
     <w:multiLevelType w:val="hybridMultilevel"/>
     <w:tmpl w:val="62F4A4DA"/>
@@ -10867,7 +12042,7 @@
       </w:rPr>
     </w:lvl>
   </w:abstractNum>
-  <w:abstractNum w:abstractNumId="74" w15:restartNumberingAfterBreak="0">
+  <w:abstractNum w:abstractNumId="77" w15:restartNumberingAfterBreak="0">
     <w:nsid w:val="69F77AD9"/>
     <w:multiLevelType w:val="hybridMultilevel"/>
     <w:tmpl w:val="54349E40"/>
@@ -10979,7 +12154,7 @@
       </w:rPr>
     </w:lvl>
   </w:abstractNum>
-  <w:abstractNum w:abstractNumId="75" w15:restartNumberingAfterBreak="0">
+  <w:abstractNum w:abstractNumId="78" w15:restartNumberingAfterBreak="0">
     <w:nsid w:val="6A4659ED"/>
     <w:multiLevelType w:val="hybridMultilevel"/>
     <w:tmpl w:val="8B80306A"/>
@@ -11091,7 +12266,7 @@
       </w:rPr>
     </w:lvl>
   </w:abstractNum>
-  <w:abstractNum w:abstractNumId="76" w15:restartNumberingAfterBreak="0">
+  <w:abstractNum w:abstractNumId="79" w15:restartNumberingAfterBreak="0">
     <w:nsid w:val="6BE87AA0"/>
     <w:multiLevelType w:val="hybridMultilevel"/>
     <w:tmpl w:val="B4B61DAC"/>
@@ -11203,7 +12378,7 @@
       </w:rPr>
     </w:lvl>
   </w:abstractNum>
-  <w:abstractNum w:abstractNumId="77" w15:restartNumberingAfterBreak="0">
+  <w:abstractNum w:abstractNumId="80" w15:restartNumberingAfterBreak="0">
     <w:nsid w:val="6CB77470"/>
     <w:multiLevelType w:val="multilevel"/>
     <w:tmpl w:val="2598A9CE"/>
@@ -11352,7 +12527,7 @@
       </w:rPr>
     </w:lvl>
   </w:abstractNum>
-  <w:abstractNum w:abstractNumId="78" w15:restartNumberingAfterBreak="0">
+  <w:abstractNum w:abstractNumId="81" w15:restartNumberingAfterBreak="0">
     <w:nsid w:val="6D6B72C6"/>
     <w:multiLevelType w:val="multilevel"/>
     <w:tmpl w:val="BF360BB6"/>
@@ -11501,7 +12676,7 @@
       </w:rPr>
     </w:lvl>
   </w:abstractNum>
-  <w:abstractNum w:abstractNumId="79" w15:restartNumberingAfterBreak="0">
+  <w:abstractNum w:abstractNumId="82" w15:restartNumberingAfterBreak="0">
     <w:nsid w:val="6DF77433"/>
     <w:multiLevelType w:val="hybridMultilevel"/>
     <w:tmpl w:val="73948ADE"/>
@@ -11613,7 +12788,7 @@
       </w:rPr>
     </w:lvl>
   </w:abstractNum>
-  <w:abstractNum w:abstractNumId="80" w15:restartNumberingAfterBreak="0">
+  <w:abstractNum w:abstractNumId="83" w15:restartNumberingAfterBreak="0">
     <w:nsid w:val="6E1B5E85"/>
     <w:multiLevelType w:val="hybridMultilevel"/>
     <w:tmpl w:val="E488D12C"/>
@@ -11725,7 +12900,7 @@
       </w:rPr>
     </w:lvl>
   </w:abstractNum>
-  <w:abstractNum w:abstractNumId="81" w15:restartNumberingAfterBreak="0">
+  <w:abstractNum w:abstractNumId="84" w15:restartNumberingAfterBreak="0">
     <w:nsid w:val="6F1B266E"/>
     <w:multiLevelType w:val="hybridMultilevel"/>
     <w:tmpl w:val="75DE6AAC"/>
@@ -11838,7 +13013,7 @@
       </w:rPr>
     </w:lvl>
   </w:abstractNum>
-  <w:abstractNum w:abstractNumId="82" w15:restartNumberingAfterBreak="0">
+  <w:abstractNum w:abstractNumId="85" w15:restartNumberingAfterBreak="0">
     <w:nsid w:val="6F4456BD"/>
     <w:multiLevelType w:val="hybridMultilevel"/>
     <w:tmpl w:val="F9A27D82"/>
@@ -11951,7 +13126,7 @@
       </w:rPr>
     </w:lvl>
   </w:abstractNum>
-  <w:abstractNum w:abstractNumId="83" w15:restartNumberingAfterBreak="0">
+  <w:abstractNum w:abstractNumId="86" w15:restartNumberingAfterBreak="0">
     <w:nsid w:val="6F6718A1"/>
     <w:multiLevelType w:val="hybridMultilevel"/>
     <w:tmpl w:val="8112344C"/>
@@ -12063,7 +13238,7 @@
       </w:rPr>
     </w:lvl>
   </w:abstractNum>
-  <w:abstractNum w:abstractNumId="84" w15:restartNumberingAfterBreak="0">
+  <w:abstractNum w:abstractNumId="87" w15:restartNumberingAfterBreak="0">
     <w:nsid w:val="6FF43FAE"/>
     <w:multiLevelType w:val="hybridMultilevel"/>
     <w:tmpl w:val="C4963A42"/>
@@ -12175,7 +13350,7 @@
       </w:rPr>
     </w:lvl>
   </w:abstractNum>
-  <w:abstractNum w:abstractNumId="85" w15:restartNumberingAfterBreak="0">
+  <w:abstractNum w:abstractNumId="88" w15:restartNumberingAfterBreak="0">
     <w:nsid w:val="71CF6B5A"/>
     <w:multiLevelType w:val="hybridMultilevel"/>
     <w:tmpl w:val="EEC0C3EE"/>
@@ -12287,7 +13462,7 @@
       </w:rPr>
     </w:lvl>
   </w:abstractNum>
-  <w:abstractNum w:abstractNumId="86" w15:restartNumberingAfterBreak="0">
+  <w:abstractNum w:abstractNumId="89" w15:restartNumberingAfterBreak="0">
     <w:nsid w:val="72323AC5"/>
     <w:multiLevelType w:val="hybridMultilevel"/>
     <w:tmpl w:val="4A20020E"/>
@@ -12400,7 +13575,7 @@
       </w:rPr>
     </w:lvl>
   </w:abstractNum>
-  <w:abstractNum w:abstractNumId="87" w15:restartNumberingAfterBreak="0">
+  <w:abstractNum w:abstractNumId="90" w15:restartNumberingAfterBreak="0">
     <w:nsid w:val="73FE281A"/>
     <w:multiLevelType w:val="hybridMultilevel"/>
     <w:tmpl w:val="067410AA"/>
@@ -12512,7 +13687,7 @@
       </w:rPr>
     </w:lvl>
   </w:abstractNum>
-  <w:abstractNum w:abstractNumId="88" w15:restartNumberingAfterBreak="0">
+  <w:abstractNum w:abstractNumId="91" w15:restartNumberingAfterBreak="0">
     <w:nsid w:val="74BC1EE7"/>
     <w:multiLevelType w:val="hybridMultilevel"/>
     <w:tmpl w:val="65ACFFDA"/>
@@ -12624,7 +13799,7 @@
       </w:rPr>
     </w:lvl>
   </w:abstractNum>
-  <w:abstractNum w:abstractNumId="89" w15:restartNumberingAfterBreak="0">
+  <w:abstractNum w:abstractNumId="92" w15:restartNumberingAfterBreak="0">
     <w:nsid w:val="76765842"/>
     <w:multiLevelType w:val="multilevel"/>
     <w:tmpl w:val="122C7C32"/>
@@ -12773,7 +13948,7 @@
       </w:rPr>
     </w:lvl>
   </w:abstractNum>
-  <w:abstractNum w:abstractNumId="90" w15:restartNumberingAfterBreak="0">
+  <w:abstractNum w:abstractNumId="93" w15:restartNumberingAfterBreak="0">
     <w:nsid w:val="77B80D3C"/>
     <w:multiLevelType w:val="hybridMultilevel"/>
     <w:tmpl w:val="2522E696"/>
@@ -12885,7 +14060,7 @@
       </w:rPr>
     </w:lvl>
   </w:abstractNum>
-  <w:abstractNum w:abstractNumId="91" w15:restartNumberingAfterBreak="0">
+  <w:abstractNum w:abstractNumId="94" w15:restartNumberingAfterBreak="0">
     <w:nsid w:val="7A431E10"/>
     <w:multiLevelType w:val="hybridMultilevel"/>
     <w:tmpl w:val="3586D422"/>
@@ -12998,97 +14173,97 @@
     </w:lvl>
   </w:abstractNum>
   <w:num w:numId="1" w16cid:durableId="807821353">
+    <w:abstractNumId w:val="42"/>
+  </w:num>
+  <w:num w:numId="2" w16cid:durableId="1836913747">
+    <w:abstractNumId w:val="57"/>
+  </w:num>
+  <w:num w:numId="3" w16cid:durableId="59210360">
+    <w:abstractNumId w:val="63"/>
+  </w:num>
+  <w:num w:numId="4" w16cid:durableId="885263709">
     <w:abstractNumId w:val="39"/>
   </w:num>
-  <w:num w:numId="2" w16cid:durableId="1836913747">
-    <w:abstractNumId w:val="54"/>
-  </w:num>
-  <w:num w:numId="3" w16cid:durableId="59210360">
-    <w:abstractNumId w:val="60"/>
-  </w:num>
-  <w:num w:numId="4" w16cid:durableId="885263709">
-    <w:abstractNumId w:val="37"/>
-  </w:num>
   <w:num w:numId="5" w16cid:durableId="174854196">
-    <w:abstractNumId w:val="66"/>
+    <w:abstractNumId w:val="69"/>
   </w:num>
   <w:num w:numId="6" w16cid:durableId="1973290499">
-    <w:abstractNumId w:val="78"/>
+    <w:abstractNumId w:val="81"/>
   </w:num>
   <w:num w:numId="7" w16cid:durableId="649751335">
-    <w:abstractNumId w:val="89"/>
+    <w:abstractNumId w:val="92"/>
   </w:num>
   <w:num w:numId="8" w16cid:durableId="672756846">
-    <w:abstractNumId w:val="26"/>
+    <w:abstractNumId w:val="27"/>
   </w:num>
   <w:num w:numId="9" w16cid:durableId="381248719">
-    <w:abstractNumId w:val="38"/>
+    <w:abstractNumId w:val="40"/>
   </w:num>
   <w:num w:numId="10" w16cid:durableId="801581843">
-    <w:abstractNumId w:val="14"/>
+    <w:abstractNumId w:val="15"/>
   </w:num>
   <w:num w:numId="11" w16cid:durableId="951475825">
-    <w:abstractNumId w:val="21"/>
+    <w:abstractNumId w:val="22"/>
   </w:num>
   <w:num w:numId="12" w16cid:durableId="1793010065">
-    <w:abstractNumId w:val="68"/>
+    <w:abstractNumId w:val="71"/>
   </w:num>
   <w:num w:numId="13" w16cid:durableId="476728635">
-    <w:abstractNumId w:val="64"/>
+    <w:abstractNumId w:val="67"/>
   </w:num>
   <w:num w:numId="14" w16cid:durableId="1926184368">
-    <w:abstractNumId w:val="59"/>
+    <w:abstractNumId w:val="62"/>
   </w:num>
   <w:num w:numId="15" w16cid:durableId="1624649717">
     <w:abstractNumId w:val="3"/>
   </w:num>
   <w:num w:numId="16" w16cid:durableId="1122991569">
-    <w:abstractNumId w:val="11"/>
+    <w:abstractNumId w:val="12"/>
   </w:num>
   <w:num w:numId="17" w16cid:durableId="472062644">
-    <w:abstractNumId w:val="28"/>
+    <w:abstractNumId w:val="29"/>
   </w:num>
   <w:num w:numId="18" w16cid:durableId="1606645044">
-    <w:abstractNumId w:val="35"/>
+    <w:abstractNumId w:val="37"/>
   </w:num>
   <w:num w:numId="19" w16cid:durableId="2114280104">
-    <w:abstractNumId w:val="81"/>
+    <w:abstractNumId w:val="84"/>
   </w:num>
   <w:num w:numId="20" w16cid:durableId="503596438">
-    <w:abstractNumId w:val="36"/>
+    <w:abstractNumId w:val="38"/>
   </w:num>
   <w:num w:numId="21" w16cid:durableId="1150711052">
-    <w:abstractNumId w:val="44"/>
+    <w:abstractNumId w:val="47"/>
   </w:num>
   <w:num w:numId="22" w16cid:durableId="2087220478">
-    <w:abstractNumId w:val="45"/>
+    <w:abstractNumId w:val="48"/>
   </w:num>
   <w:num w:numId="23" w16cid:durableId="1177424610">
-    <w:abstractNumId w:val="77"/>
+    <w:abstractNumId w:val="80"/>
   </w:num>
   <w:num w:numId="24" w16cid:durableId="1674137892">
-    <w:abstractNumId w:val="16"/>
+    <w:abstractNumId w:val="17"/>
   </w:num>
   <w:num w:numId="25" w16cid:durableId="506753010">
-    <w:abstractNumId w:val="69"/>
+    <w:abstractNumId w:val="72"/>
   </w:num>
   <w:num w:numId="26" w16cid:durableId="373118377">
-    <w:abstractNumId w:val="63"/>
+    <w:abstractNumId w:val="66"/>
   </w:num>
   <w:num w:numId="27" w16cid:durableId="1140074765">
-    <w:abstractNumId w:val="61"/>
+    <w:abstractNumId w:val="64"/>
   </w:num>
   <w:num w:numId="28" w16cid:durableId="358550924">
-    <w:abstractNumId w:val="76"/>
+    <w:abstractNumId w:val="79"/>
   </w:num>
   <w:num w:numId="29" w16cid:durableId="342439658">
-    <w:abstractNumId w:val="29"/>
+    <w:abstractNumId w:val="31"/>
   </w:num>
   <w:num w:numId="30" w16cid:durableId="831946227">
-    <w:abstractNumId w:val="88"/>
+    <w:abstractNumId w:val="91"/>
   </w:num>
   <w:num w:numId="31" w16cid:durableId="1120342055">
-    <w:abstractNumId w:val="84"/>
+    <w:abstractNumId w:val="87"/>
   </w:num>
   <w:num w:numId="32" w16cid:durableId="1678918990">
     <w:abstractNumId w:val="0"/>
@@ -13097,181 +14272,190 @@
     <w:abstractNumId w:val="2"/>
   </w:num>
   <w:num w:numId="34" w16cid:durableId="444234943">
-    <w:abstractNumId w:val="87"/>
+    <w:abstractNumId w:val="90"/>
   </w:num>
   <w:num w:numId="35" w16cid:durableId="709381152">
-    <w:abstractNumId w:val="79"/>
+    <w:abstractNumId w:val="82"/>
   </w:num>
   <w:num w:numId="36" w16cid:durableId="1832795461">
-    <w:abstractNumId w:val="25"/>
+    <w:abstractNumId w:val="26"/>
   </w:num>
   <w:num w:numId="37" w16cid:durableId="875461352">
-    <w:abstractNumId w:val="50"/>
+    <w:abstractNumId w:val="53"/>
   </w:num>
   <w:num w:numId="38" w16cid:durableId="1972902782">
-    <w:abstractNumId w:val="42"/>
+    <w:abstractNumId w:val="45"/>
   </w:num>
   <w:num w:numId="39" w16cid:durableId="1796215559">
-    <w:abstractNumId w:val="46"/>
+    <w:abstractNumId w:val="49"/>
   </w:num>
   <w:num w:numId="40" w16cid:durableId="234707488">
     <w:abstractNumId w:val="1"/>
   </w:num>
   <w:num w:numId="41" w16cid:durableId="2060978249">
-    <w:abstractNumId w:val="90"/>
+    <w:abstractNumId w:val="93"/>
   </w:num>
   <w:num w:numId="42" w16cid:durableId="1281301491">
-    <w:abstractNumId w:val="80"/>
+    <w:abstractNumId w:val="83"/>
   </w:num>
   <w:num w:numId="43" w16cid:durableId="1921941484">
-    <w:abstractNumId w:val="30"/>
+    <w:abstractNumId w:val="32"/>
   </w:num>
   <w:num w:numId="44" w16cid:durableId="771438683">
+    <w:abstractNumId w:val="78"/>
+  </w:num>
+  <w:num w:numId="45" w16cid:durableId="926421424">
+    <w:abstractNumId w:val="8"/>
+  </w:num>
+  <w:num w:numId="46" w16cid:durableId="1847480886">
+    <w:abstractNumId w:val="19"/>
+  </w:num>
+  <w:num w:numId="47" w16cid:durableId="962004729">
+    <w:abstractNumId w:val="61"/>
+  </w:num>
+  <w:num w:numId="48" w16cid:durableId="599485364">
+    <w:abstractNumId w:val="77"/>
+  </w:num>
+  <w:num w:numId="49" w16cid:durableId="1640770808">
+    <w:abstractNumId w:val="23"/>
+  </w:num>
+  <w:num w:numId="50" w16cid:durableId="1255701481">
+    <w:abstractNumId w:val="34"/>
+  </w:num>
+  <w:num w:numId="51" w16cid:durableId="1433015552">
+    <w:abstractNumId w:val="25"/>
+  </w:num>
+  <w:num w:numId="52" w16cid:durableId="1944192762">
+    <w:abstractNumId w:val="65"/>
+  </w:num>
+  <w:num w:numId="53" w16cid:durableId="1948805671">
+    <w:abstractNumId w:val="18"/>
+  </w:num>
+  <w:num w:numId="54" w16cid:durableId="1649438104">
+    <w:abstractNumId w:val="60"/>
+  </w:num>
+  <w:num w:numId="55" w16cid:durableId="1808007600">
+    <w:abstractNumId w:val="70"/>
+  </w:num>
+  <w:num w:numId="56" w16cid:durableId="1228767050">
+    <w:abstractNumId w:val="52"/>
+  </w:num>
+  <w:num w:numId="57" w16cid:durableId="1062825389">
+    <w:abstractNumId w:val="35"/>
+  </w:num>
+  <w:num w:numId="58" w16cid:durableId="1466198888">
+    <w:abstractNumId w:val="46"/>
+  </w:num>
+  <w:num w:numId="59" w16cid:durableId="952513283">
     <w:abstractNumId w:val="75"/>
   </w:num>
-  <w:num w:numId="45" w16cid:durableId="926421424">
-    <w:abstractNumId w:val="7"/>
-  </w:num>
-  <w:num w:numId="46" w16cid:durableId="1847480886">
-    <w:abstractNumId w:val="18"/>
-  </w:num>
-  <w:num w:numId="47" w16cid:durableId="962004729">
-    <w:abstractNumId w:val="58"/>
-  </w:num>
-  <w:num w:numId="48" w16cid:durableId="599485364">
-    <w:abstractNumId w:val="74"/>
-  </w:num>
-  <w:num w:numId="49" w16cid:durableId="1640770808">
-    <w:abstractNumId w:val="22"/>
-  </w:num>
-  <w:num w:numId="50" w16cid:durableId="1255701481">
-    <w:abstractNumId w:val="32"/>
-  </w:num>
-  <w:num w:numId="51" w16cid:durableId="1433015552">
-    <w:abstractNumId w:val="24"/>
-  </w:num>
-  <w:num w:numId="52" w16cid:durableId="1944192762">
-    <w:abstractNumId w:val="62"/>
-  </w:num>
-  <w:num w:numId="53" w16cid:durableId="1948805671">
-    <w:abstractNumId w:val="17"/>
-  </w:num>
-  <w:num w:numId="54" w16cid:durableId="1649438104">
-    <w:abstractNumId w:val="57"/>
-  </w:num>
-  <w:num w:numId="55" w16cid:durableId="1808007600">
-    <w:abstractNumId w:val="67"/>
-  </w:num>
-  <w:num w:numId="56" w16cid:durableId="1228767050">
-    <w:abstractNumId w:val="49"/>
-  </w:num>
-  <w:num w:numId="57" w16cid:durableId="1062825389">
-    <w:abstractNumId w:val="33"/>
-  </w:num>
-  <w:num w:numId="58" w16cid:durableId="1466198888">
-    <w:abstractNumId w:val="43"/>
-  </w:num>
-  <w:num w:numId="59" w16cid:durableId="952513283">
-    <w:abstractNumId w:val="72"/>
-  </w:num>
   <w:num w:numId="60" w16cid:durableId="964890077">
-    <w:abstractNumId w:val="85"/>
+    <w:abstractNumId w:val="88"/>
   </w:num>
   <w:num w:numId="61" w16cid:durableId="502935743">
-    <w:abstractNumId w:val="55"/>
+    <w:abstractNumId w:val="58"/>
   </w:num>
   <w:num w:numId="62" w16cid:durableId="1132670255">
     <w:abstractNumId w:val="5"/>
   </w:num>
   <w:num w:numId="63" w16cid:durableId="87048465">
-    <w:abstractNumId w:val="47"/>
+    <w:abstractNumId w:val="50"/>
   </w:num>
   <w:num w:numId="64" w16cid:durableId="511915220">
-    <w:abstractNumId w:val="48"/>
+    <w:abstractNumId w:val="51"/>
   </w:num>
   <w:num w:numId="65" w16cid:durableId="1668751308">
-    <w:abstractNumId w:val="71"/>
+    <w:abstractNumId w:val="74"/>
   </w:num>
   <w:num w:numId="66" w16cid:durableId="803499158">
-    <w:abstractNumId w:val="40"/>
+    <w:abstractNumId w:val="43"/>
   </w:num>
   <w:num w:numId="67" w16cid:durableId="1601064114">
-    <w:abstractNumId w:val="82"/>
+    <w:abstractNumId w:val="85"/>
   </w:num>
   <w:num w:numId="68" w16cid:durableId="1361466367">
+    <w:abstractNumId w:val="21"/>
+  </w:num>
+  <w:num w:numId="69" w16cid:durableId="275990013">
+    <w:abstractNumId w:val="28"/>
+  </w:num>
+  <w:num w:numId="70" w16cid:durableId="593368802">
     <w:abstractNumId w:val="20"/>
   </w:num>
-  <w:num w:numId="69" w16cid:durableId="275990013">
-    <w:abstractNumId w:val="27"/>
+  <w:num w:numId="71" w16cid:durableId="2050451877">
+    <w:abstractNumId w:val="76"/>
   </w:num>
-  <w:num w:numId="70" w16cid:durableId="593368802">
-    <w:abstractNumId w:val="19"/>
+  <w:num w:numId="72" w16cid:durableId="1277062895">
+    <w:abstractNumId w:val="89"/>
   </w:num>
-  <w:num w:numId="71" w16cid:durableId="2050451877">
+  <w:num w:numId="73" w16cid:durableId="2114324764">
+    <w:abstractNumId w:val="94"/>
+  </w:num>
+  <w:num w:numId="74" w16cid:durableId="736131438">
     <w:abstractNumId w:val="73"/>
   </w:num>
-  <w:num w:numId="72" w16cid:durableId="1277062895">
-    <w:abstractNumId w:val="86"/>
+  <w:num w:numId="75" w16cid:durableId="1687752294">
+    <w:abstractNumId w:val="14"/>
   </w:num>
-  <w:num w:numId="73" w16cid:durableId="2114324764">
-    <w:abstractNumId w:val="91"/>
-  </w:num>
-  <w:num w:numId="74" w16cid:durableId="736131438">
-    <w:abstractNumId w:val="70"/>
-  </w:num>
-  <w:num w:numId="75" w16cid:durableId="1687752294">
+  <w:num w:numId="76" w16cid:durableId="346324633">
     <w:abstractNumId w:val="13"/>
   </w:num>
-  <w:num w:numId="76" w16cid:durableId="346324633">
-    <w:abstractNumId w:val="12"/>
-  </w:num>
   <w:num w:numId="77" w16cid:durableId="1739284525">
-    <w:abstractNumId w:val="31"/>
+    <w:abstractNumId w:val="33"/>
   </w:num>
   <w:num w:numId="78" w16cid:durableId="1151139896">
-    <w:abstractNumId w:val="53"/>
+    <w:abstractNumId w:val="56"/>
   </w:num>
   <w:num w:numId="79" w16cid:durableId="1678847252">
-    <w:abstractNumId w:val="41"/>
+    <w:abstractNumId w:val="44"/>
   </w:num>
   <w:num w:numId="80" w16cid:durableId="353312628">
-    <w:abstractNumId w:val="51"/>
+    <w:abstractNumId w:val="54"/>
   </w:num>
   <w:num w:numId="81" w16cid:durableId="251546115">
-    <w:abstractNumId w:val="15"/>
+    <w:abstractNumId w:val="16"/>
   </w:num>
   <w:num w:numId="82" w16cid:durableId="47653408">
-    <w:abstractNumId w:val="23"/>
+    <w:abstractNumId w:val="24"/>
   </w:num>
   <w:num w:numId="83" w16cid:durableId="1198464706">
-    <w:abstractNumId w:val="65"/>
+    <w:abstractNumId w:val="68"/>
   </w:num>
   <w:num w:numId="84" w16cid:durableId="1327171734">
     <w:abstractNumId w:val="4"/>
   </w:num>
   <w:num w:numId="85" w16cid:durableId="1387215173">
-    <w:abstractNumId w:val="9"/>
+    <w:abstractNumId w:val="10"/>
   </w:num>
   <w:num w:numId="86" w16cid:durableId="452404360">
-    <w:abstractNumId w:val="83"/>
+    <w:abstractNumId w:val="86"/>
   </w:num>
   <w:num w:numId="87" w16cid:durableId="695469587">
-    <w:abstractNumId w:val="56"/>
+    <w:abstractNumId w:val="59"/>
   </w:num>
   <w:num w:numId="88" w16cid:durableId="75564908">
     <w:abstractNumId w:val="6"/>
   </w:num>
   <w:num w:numId="89" w16cid:durableId="1208491621">
-    <w:abstractNumId w:val="52"/>
+    <w:abstractNumId w:val="55"/>
   </w:num>
   <w:num w:numId="90" w16cid:durableId="1737433393">
-    <w:abstractNumId w:val="8"/>
+    <w:abstractNumId w:val="9"/>
   </w:num>
   <w:num w:numId="91" w16cid:durableId="868570109">
-    <w:abstractNumId w:val="10"/>
+    <w:abstractNumId w:val="11"/>
   </w:num>
   <w:num w:numId="92" w16cid:durableId="1197305063">
-    <w:abstractNumId w:val="34"/>
+    <w:abstractNumId w:val="36"/>
+  </w:num>
+  <w:num w:numId="93" w16cid:durableId="1682734408">
+    <w:abstractNumId w:val="41"/>
+  </w:num>
+  <w:num w:numId="94" w16cid:durableId="2037197280">
+    <w:abstractNumId w:val="7"/>
+  </w:num>
+  <w:num w:numId="95" w16cid:durableId="983001963">
+    <w:abstractNumId w:val="30"/>
   </w:num>
 </w:numbering>
 </file>
